--- a/Participant Information Sheet and Consent Form - Alejandro Vazquez Gomez.docx
+++ b/Participant Information Sheet and Consent Form - Alejandro Vazquez Gomez.docx
@@ -85,7 +85,23 @@
           <w:color w:val="365F91"/>
           <w:spacing w:val="-4"/>
         </w:rPr>
-        <w:t>C(i):</w:t>
+        <w:t>C(</w:t>
+      </w:r>
+      <w:proofErr w:type="spellStart"/>
+      <w:r>
+        <w:rPr>
+          <w:color w:val="365F91"/>
+          <w:spacing w:val="-4"/>
+        </w:rPr>
+        <w:t>i</w:t>
+      </w:r>
+      <w:proofErr w:type="spellEnd"/>
+      <w:r>
+        <w:rPr>
+          <w:color w:val="365F91"/>
+          <w:spacing w:val="-4"/>
+        </w:rPr>
+        <w:t>):</w:t>
       </w:r>
       <w:r>
         <w:rPr>
@@ -202,2246 +218,99 @@
     </w:p>
     <w:p>
       <w:pPr>
-        <w:spacing w:before="7"/>
-        <w:rPr>
-          <w:b/>
-          <w:sz w:val="20"/>
-        </w:rPr>
-      </w:pPr>
-      <w:r>
-        <w:rPr>
-          <w:noProof/>
-        </w:rPr>
-        <mc:AlternateContent>
-          <mc:Choice Requires="wps">
-            <w:drawing>
-              <wp:anchor distT="0" distB="0" distL="0" distR="0" simplePos="0" relativeHeight="251657728" behindDoc="1" locked="0" layoutInCell="1" allowOverlap="1" wp14:anchorId="568C8A9F" wp14:editId="3D45AC7E">
-                <wp:simplePos x="0" y="0"/>
-                <wp:positionH relativeFrom="page">
-                  <wp:posOffset>647700</wp:posOffset>
-                </wp:positionH>
-                <wp:positionV relativeFrom="paragraph">
-                  <wp:posOffset>168910</wp:posOffset>
-                </wp:positionV>
-                <wp:extent cx="6259195" cy="848995"/>
-                <wp:effectExtent l="0" t="0" r="0" b="0"/>
-                <wp:wrapTopAndBottom/>
-                <wp:docPr id="2" name="docshape1"/>
-                <wp:cNvGraphicFramePr>
-                  <a:graphicFrameLocks xmlns:a="http://schemas.openxmlformats.org/drawingml/2006/main"/>
-                </wp:cNvGraphicFramePr>
-                <a:graphic xmlns:a="http://schemas.openxmlformats.org/drawingml/2006/main">
-                  <a:graphicData uri="http://schemas.microsoft.com/office/word/2010/wordprocessingShape">
-                    <wps:wsp>
-                      <wps:cNvSpPr txBox="1">
-                        <a:spLocks noChangeArrowheads="1"/>
-                      </wps:cNvSpPr>
-                      <wps:spPr bwMode="auto">
-                        <a:xfrm>
-                          <a:off x="0" y="0"/>
-                          <a:ext cx="6259195" cy="848995"/>
-                        </a:xfrm>
-                        <a:prstGeom prst="rect">
-                          <a:avLst/>
-                        </a:prstGeom>
-                        <a:noFill/>
-                        <a:ln w="6096">
-                          <a:solidFill>
-                            <a:srgbClr val="000000"/>
-                          </a:solidFill>
-                          <a:prstDash val="solid"/>
-                          <a:miter lim="800000"/>
-                          <a:headEnd/>
-                          <a:tailEnd/>
-                        </a:ln>
-                        <a:extLst>
-                          <a:ext uri="{909E8E84-426E-40DD-AFC4-6F175D3DCCD1}">
-                            <a14:hiddenFill xmlns:a14="http://schemas.microsoft.com/office/drawing/2010/main">
-                              <a:solidFill>
-                                <a:srgbClr val="FFFFFF"/>
-                              </a:solidFill>
-                            </a14:hiddenFill>
-                          </a:ext>
-                        </a:extLst>
-                      </wps:spPr>
-                      <wps:txbx>
-                        <w:txbxContent>
-                          <w:p>
-                            <w:pPr>
-                              <w:spacing w:before="13" w:line="242" w:lineRule="auto"/>
-                              <w:ind w:left="178" w:right="177"/>
-                              <w:jc w:val="center"/>
-                              <w:rPr>
-                                <w:b/>
-                                <w:sz w:val="20"/>
-                              </w:rPr>
-                            </w:pPr>
-                            <w:r>
-                              <w:rPr>
-                                <w:b/>
-                                <w:color w:val="FF0000"/>
-                                <w:sz w:val="20"/>
-                                <w:u w:val="single" w:color="FF0000"/>
-                              </w:rPr>
-                              <w:t xml:space="preserve">NOTE TO RESEARCHER: Amend/delete all text in red as appropriate. </w:t>
-                            </w:r>
-                            <w:r>
-                              <w:rPr>
-                                <w:b/>
-                                <w:i/>
-                                <w:color w:val="4E81BC"/>
-                                <w:sz w:val="20"/>
-                                <w:u w:val="single" w:color="FF0000"/>
-                              </w:rPr>
-                              <w:t>All guidance information (blue</w:t>
-                            </w:r>
-                            <w:r>
-                              <w:rPr>
-                                <w:b/>
-                                <w:i/>
-                                <w:color w:val="4E81BC"/>
-                                <w:spacing w:val="-54"/>
-                                <w:sz w:val="20"/>
-                              </w:rPr>
-                              <w:t xml:space="preserve"> </w:t>
-                            </w:r>
-                            <w:r>
-                              <w:rPr>
-                                <w:b/>
-                                <w:i/>
-                                <w:color w:val="4E81BC"/>
-                                <w:sz w:val="20"/>
-                                <w:u w:val="single" w:color="4E81BC"/>
-                              </w:rPr>
-                              <w:t>italics)</w:t>
-                            </w:r>
-                            <w:r>
-                              <w:rPr>
-                                <w:b/>
-                                <w:i/>
-                                <w:color w:val="4E81BC"/>
-                                <w:spacing w:val="-1"/>
-                                <w:sz w:val="20"/>
-                                <w:u w:val="single" w:color="4E81BC"/>
-                              </w:rPr>
-                              <w:t xml:space="preserve"> </w:t>
-                            </w:r>
-                            <w:r>
-                              <w:rPr>
-                                <w:b/>
-                                <w:i/>
-                                <w:color w:val="4E81BC"/>
-                                <w:sz w:val="20"/>
-                                <w:u w:val="single" w:color="4E81BC"/>
-                              </w:rPr>
-                              <w:t>should</w:t>
-                            </w:r>
-                            <w:r>
-                              <w:rPr>
-                                <w:b/>
-                                <w:i/>
-                                <w:color w:val="4E81BC"/>
-                                <w:spacing w:val="-1"/>
-                                <w:sz w:val="20"/>
-                                <w:u w:val="single" w:color="4E81BC"/>
-                              </w:rPr>
-                              <w:t xml:space="preserve"> </w:t>
-                            </w:r>
-                            <w:r>
-                              <w:rPr>
-                                <w:b/>
-                                <w:i/>
-                                <w:color w:val="4E81BC"/>
-                                <w:sz w:val="20"/>
-                                <w:u w:val="single" w:color="4E81BC"/>
-                              </w:rPr>
-                              <w:t>be</w:t>
-                            </w:r>
-                            <w:r>
-                              <w:rPr>
-                                <w:b/>
-                                <w:i/>
-                                <w:color w:val="4E81BC"/>
-                                <w:spacing w:val="-3"/>
-                                <w:sz w:val="20"/>
-                                <w:u w:val="single" w:color="4E81BC"/>
-                              </w:rPr>
-                              <w:t xml:space="preserve"> </w:t>
-                            </w:r>
-                            <w:r>
-                              <w:rPr>
-                                <w:b/>
-                                <w:i/>
-                                <w:color w:val="4E81BC"/>
-                                <w:sz w:val="20"/>
-                                <w:u w:val="single" w:color="4E81BC"/>
-                              </w:rPr>
-                              <w:t>deleted</w:t>
-                            </w:r>
-                            <w:r>
-                              <w:rPr>
-                                <w:b/>
-                                <w:i/>
-                                <w:color w:val="4E81BC"/>
-                                <w:spacing w:val="2"/>
-                                <w:sz w:val="20"/>
-                                <w:u w:val="single" w:color="4E81BC"/>
-                              </w:rPr>
-                              <w:t xml:space="preserve"> </w:t>
-                            </w:r>
-                            <w:r>
-                              <w:rPr>
-                                <w:b/>
-                                <w:i/>
-                                <w:color w:val="4E81BC"/>
-                                <w:sz w:val="20"/>
-                                <w:u w:val="single" w:color="4E81BC"/>
-                              </w:rPr>
-                              <w:t>(including</w:t>
-                            </w:r>
-                            <w:r>
-                              <w:rPr>
-                                <w:b/>
-                                <w:i/>
-                                <w:color w:val="4E81BC"/>
-                                <w:spacing w:val="1"/>
-                                <w:sz w:val="20"/>
-                                <w:u w:val="single" w:color="4E81BC"/>
-                              </w:rPr>
-                              <w:t xml:space="preserve"> </w:t>
-                            </w:r>
-                            <w:r>
-                              <w:rPr>
-                                <w:b/>
-                                <w:i/>
-                                <w:color w:val="4E81BC"/>
-                                <w:sz w:val="20"/>
-                                <w:u w:val="single" w:color="4E81BC"/>
-                              </w:rPr>
-                              <w:t>this</w:t>
-                            </w:r>
-                            <w:r>
-                              <w:rPr>
-                                <w:b/>
-                                <w:i/>
-                                <w:color w:val="4E81BC"/>
-                                <w:spacing w:val="-4"/>
-                                <w:sz w:val="20"/>
-                                <w:u w:val="single" w:color="4E81BC"/>
-                              </w:rPr>
-                              <w:t xml:space="preserve"> </w:t>
-                            </w:r>
-                            <w:r>
-                              <w:rPr>
-                                <w:b/>
-                                <w:i/>
-                                <w:color w:val="4E81BC"/>
-                                <w:sz w:val="20"/>
-                                <w:u w:val="single" w:color="4E81BC"/>
-                              </w:rPr>
-                              <w:t>box)</w:t>
-                            </w:r>
-                            <w:r>
-                              <w:rPr>
-                                <w:b/>
-                                <w:sz w:val="20"/>
-                                <w:u w:val="single" w:color="4E81BC"/>
-                              </w:rPr>
-                              <w:t>.</w:t>
-                            </w:r>
-                            <w:r>
-                              <w:rPr>
-                                <w:b/>
-                                <w:spacing w:val="-4"/>
-                                <w:sz w:val="20"/>
-                                <w:u w:val="single" w:color="4E81BC"/>
-                              </w:rPr>
-                              <w:t xml:space="preserve"> </w:t>
-                            </w:r>
-                            <w:r>
-                              <w:rPr>
-                                <w:b/>
-                                <w:sz w:val="20"/>
-                                <w:u w:val="single" w:color="4E81BC"/>
-                              </w:rPr>
-                              <w:t>The</w:t>
-                            </w:r>
-                            <w:r>
-                              <w:rPr>
-                                <w:b/>
-                                <w:spacing w:val="-4"/>
-                                <w:sz w:val="20"/>
-                                <w:u w:val="single" w:color="4E81BC"/>
-                              </w:rPr>
-                              <w:t xml:space="preserve"> </w:t>
-                            </w:r>
-                            <w:r>
-                              <w:rPr>
-                                <w:b/>
-                                <w:sz w:val="20"/>
-                                <w:u w:val="single" w:color="4E81BC"/>
-                              </w:rPr>
-                              <w:t>final</w:t>
-                            </w:r>
-                            <w:r>
-                              <w:rPr>
-                                <w:b/>
-                                <w:spacing w:val="-4"/>
-                                <w:sz w:val="20"/>
-                                <w:u w:val="single" w:color="4E81BC"/>
-                              </w:rPr>
-                              <w:t xml:space="preserve"> </w:t>
-                            </w:r>
-                            <w:r>
-                              <w:rPr>
-                                <w:b/>
-                                <w:sz w:val="20"/>
-                                <w:u w:val="single" w:color="4E81BC"/>
-                              </w:rPr>
-                              <w:t>text should</w:t>
-                            </w:r>
-                            <w:r>
-                              <w:rPr>
-                                <w:b/>
-                                <w:spacing w:val="-1"/>
-                                <w:sz w:val="20"/>
-                                <w:u w:val="single" w:color="4E81BC"/>
-                              </w:rPr>
-                              <w:t xml:space="preserve"> </w:t>
-                            </w:r>
-                            <w:r>
-                              <w:rPr>
-                                <w:b/>
-                                <w:sz w:val="20"/>
-                                <w:u w:val="single" w:color="4E81BC"/>
-                              </w:rPr>
-                              <w:t>be</w:t>
-                            </w:r>
-                            <w:r>
-                              <w:rPr>
-                                <w:b/>
-                                <w:spacing w:val="-2"/>
-                                <w:sz w:val="20"/>
-                                <w:u w:val="single" w:color="4E81BC"/>
-                              </w:rPr>
-                              <w:t xml:space="preserve"> </w:t>
-                            </w:r>
-                            <w:r>
-                              <w:rPr>
-                                <w:b/>
-                                <w:sz w:val="20"/>
-                                <w:u w:val="single" w:color="4E81BC"/>
-                              </w:rPr>
-                              <w:t>all</w:t>
-                            </w:r>
-                            <w:r>
-                              <w:rPr>
-                                <w:b/>
-                                <w:spacing w:val="-1"/>
-                                <w:sz w:val="20"/>
-                                <w:u w:val="single" w:color="4E81BC"/>
-                              </w:rPr>
-                              <w:t xml:space="preserve"> </w:t>
-                            </w:r>
-                            <w:r>
-                              <w:rPr>
-                                <w:b/>
-                                <w:sz w:val="20"/>
-                                <w:u w:val="single" w:color="4E81BC"/>
-                              </w:rPr>
-                              <w:t>in</w:t>
-                            </w:r>
-                            <w:r>
-                              <w:rPr>
-                                <w:b/>
-                                <w:spacing w:val="-1"/>
-                                <w:sz w:val="20"/>
-                                <w:u w:val="single" w:color="4E81BC"/>
-                              </w:rPr>
-                              <w:t xml:space="preserve"> </w:t>
-                            </w:r>
-                            <w:r>
-                              <w:rPr>
-                                <w:b/>
-                                <w:sz w:val="20"/>
-                                <w:u w:val="single" w:color="4E81BC"/>
-                              </w:rPr>
-                              <w:t>black.</w:t>
-                            </w:r>
-                          </w:p>
-                          <w:p>
-                            <w:pPr>
-                              <w:ind w:left="178" w:right="182" w:firstLine="2"/>
-                              <w:jc w:val="center"/>
-                              <w:rPr>
-                                <w:i/>
-                                <w:sz w:val="18"/>
-                              </w:rPr>
-                            </w:pPr>
-                            <w:r>
-                              <w:rPr>
-                                <w:i/>
-                                <w:color w:val="4E81BC"/>
-                                <w:sz w:val="18"/>
-                                <w:u w:val="single" w:color="4E81BC"/>
-                              </w:rPr>
-                              <w:t>For</w:t>
-                            </w:r>
-                            <w:r>
-                              <w:rPr>
-                                <w:i/>
-                                <w:color w:val="4E81BC"/>
-                                <w:spacing w:val="-3"/>
-                                <w:sz w:val="18"/>
-                                <w:u w:val="single" w:color="4E81BC"/>
-                              </w:rPr>
-                              <w:t xml:space="preserve"> </w:t>
-                            </w:r>
-                            <w:r>
-                              <w:rPr>
-                                <w:i/>
-                                <w:color w:val="4E81BC"/>
-                                <w:sz w:val="18"/>
-                                <w:u w:val="single" w:color="4E81BC"/>
-                              </w:rPr>
-                              <w:t>research</w:t>
-                            </w:r>
-                            <w:r>
-                              <w:rPr>
-                                <w:i/>
-                                <w:color w:val="4E81BC"/>
-                                <w:spacing w:val="-2"/>
-                                <w:sz w:val="18"/>
-                                <w:u w:val="single" w:color="4E81BC"/>
-                              </w:rPr>
-                              <w:t xml:space="preserve"> </w:t>
-                            </w:r>
-                            <w:r>
-                              <w:rPr>
-                                <w:i/>
-                                <w:color w:val="4E81BC"/>
-                                <w:sz w:val="18"/>
-                                <w:u w:val="single" w:color="4E81BC"/>
-                              </w:rPr>
-                              <w:t>conducted</w:t>
-                            </w:r>
-                            <w:r>
-                              <w:rPr>
-                                <w:i/>
-                                <w:color w:val="4E81BC"/>
-                                <w:spacing w:val="-3"/>
-                                <w:sz w:val="18"/>
-                                <w:u w:val="single" w:color="4E81BC"/>
-                              </w:rPr>
-                              <w:t xml:space="preserve"> </w:t>
-                            </w:r>
-                            <w:r>
-                              <w:rPr>
-                                <w:i/>
-                                <w:color w:val="4E81BC"/>
-                                <w:sz w:val="18"/>
-                                <w:u w:val="single" w:color="4E81BC"/>
-                              </w:rPr>
-                              <w:t>online,</w:t>
-                            </w:r>
-                            <w:r>
-                              <w:rPr>
-                                <w:i/>
-                                <w:color w:val="4E81BC"/>
-                                <w:spacing w:val="-2"/>
-                                <w:sz w:val="18"/>
-                                <w:u w:val="single" w:color="4E81BC"/>
-                              </w:rPr>
-                              <w:t xml:space="preserve"> </w:t>
-                            </w:r>
-                            <w:r>
-                              <w:rPr>
-                                <w:i/>
-                                <w:color w:val="4E81BC"/>
-                                <w:sz w:val="18"/>
-                                <w:u w:val="single" w:color="4E81BC"/>
-                              </w:rPr>
-                              <w:t>this</w:t>
-                            </w:r>
-                            <w:r>
-                              <w:rPr>
-                                <w:i/>
-                                <w:color w:val="4E81BC"/>
-                                <w:spacing w:val="-2"/>
-                                <w:sz w:val="18"/>
-                                <w:u w:val="single" w:color="4E81BC"/>
-                              </w:rPr>
-                              <w:t xml:space="preserve"> </w:t>
-                            </w:r>
-                            <w:r>
-                              <w:rPr>
-                                <w:i/>
-                                <w:color w:val="4E81BC"/>
-                                <w:sz w:val="18"/>
-                                <w:u w:val="single" w:color="4E81BC"/>
-                              </w:rPr>
-                              <w:t>form</w:t>
-                            </w:r>
-                            <w:r>
-                              <w:rPr>
-                                <w:i/>
-                                <w:color w:val="4E81BC"/>
-                                <w:spacing w:val="-4"/>
-                                <w:sz w:val="18"/>
-                                <w:u w:val="single" w:color="4E81BC"/>
-                              </w:rPr>
-                              <w:t xml:space="preserve"> </w:t>
-                            </w:r>
-                            <w:r>
-                              <w:rPr>
-                                <w:i/>
-                                <w:color w:val="4E81BC"/>
-                                <w:sz w:val="18"/>
-                                <w:u w:val="single" w:color="4E81BC"/>
-                              </w:rPr>
-                              <w:t>can</w:t>
-                            </w:r>
-                            <w:r>
-                              <w:rPr>
-                                <w:i/>
-                                <w:color w:val="4E81BC"/>
-                                <w:spacing w:val="-2"/>
-                                <w:sz w:val="18"/>
-                                <w:u w:val="single" w:color="4E81BC"/>
-                              </w:rPr>
-                              <w:t xml:space="preserve"> </w:t>
-                            </w:r>
-                            <w:r>
-                              <w:rPr>
-                                <w:i/>
-                                <w:color w:val="4E81BC"/>
-                                <w:sz w:val="18"/>
-                                <w:u w:val="single" w:color="4E81BC"/>
-                              </w:rPr>
-                              <w:t>be</w:t>
-                            </w:r>
-                            <w:r>
-                              <w:rPr>
-                                <w:i/>
-                                <w:color w:val="4E81BC"/>
-                                <w:spacing w:val="-3"/>
-                                <w:sz w:val="18"/>
-                                <w:u w:val="single" w:color="4E81BC"/>
-                              </w:rPr>
-                              <w:t xml:space="preserve"> </w:t>
-                            </w:r>
-                            <w:r>
-                              <w:rPr>
-                                <w:i/>
-                                <w:color w:val="4E81BC"/>
-                                <w:sz w:val="18"/>
-                                <w:u w:val="single" w:color="4E81BC"/>
-                              </w:rPr>
-                              <w:t>presented</w:t>
-                            </w:r>
-                            <w:r>
-                              <w:rPr>
-                                <w:i/>
-                                <w:color w:val="4E81BC"/>
-                                <w:spacing w:val="1"/>
-                                <w:sz w:val="18"/>
-                                <w:u w:val="single" w:color="4E81BC"/>
-                              </w:rPr>
-                              <w:t xml:space="preserve"> </w:t>
-                            </w:r>
-                            <w:r>
-                              <w:rPr>
-                                <w:i/>
-                                <w:color w:val="4E81BC"/>
-                                <w:sz w:val="18"/>
-                                <w:u w:val="single" w:color="4E81BC"/>
-                              </w:rPr>
-                              <w:t>differently</w:t>
-                            </w:r>
-                            <w:r>
-                              <w:rPr>
-                                <w:i/>
-                                <w:color w:val="4E81BC"/>
-                                <w:spacing w:val="-3"/>
-                                <w:sz w:val="18"/>
-                                <w:u w:val="single" w:color="4E81BC"/>
-                              </w:rPr>
-                              <w:t xml:space="preserve"> </w:t>
-                            </w:r>
-                            <w:r>
-                              <w:rPr>
-                                <w:i/>
-                                <w:color w:val="4E81BC"/>
-                                <w:sz w:val="18"/>
-                                <w:u w:val="single" w:color="4E81BC"/>
-                              </w:rPr>
-                              <w:t>so</w:t>
-                            </w:r>
-                            <w:r>
-                              <w:rPr>
-                                <w:i/>
-                                <w:color w:val="4E81BC"/>
-                                <w:spacing w:val="-3"/>
-                                <w:sz w:val="18"/>
-                                <w:u w:val="single" w:color="4E81BC"/>
-                              </w:rPr>
-                              <w:t xml:space="preserve"> </w:t>
-                            </w:r>
-                            <w:r>
-                              <w:rPr>
-                                <w:i/>
-                                <w:color w:val="4E81BC"/>
-                                <w:sz w:val="18"/>
-                                <w:u w:val="single" w:color="4E81BC"/>
-                              </w:rPr>
-                              <w:t>that</w:t>
-                            </w:r>
-                            <w:r>
-                              <w:rPr>
-                                <w:i/>
-                                <w:color w:val="4E81BC"/>
-                                <w:spacing w:val="-4"/>
-                                <w:sz w:val="18"/>
-                                <w:u w:val="single" w:color="4E81BC"/>
-                              </w:rPr>
-                              <w:t xml:space="preserve"> </w:t>
-                            </w:r>
-                            <w:r>
-                              <w:rPr>
-                                <w:i/>
-                                <w:color w:val="4E81BC"/>
-                                <w:sz w:val="18"/>
-                                <w:u w:val="single" w:color="4E81BC"/>
-                              </w:rPr>
-                              <w:t>it</w:t>
-                            </w:r>
-                            <w:r>
-                              <w:rPr>
-                                <w:i/>
-                                <w:color w:val="4E81BC"/>
-                                <w:spacing w:val="-3"/>
-                                <w:sz w:val="18"/>
-                                <w:u w:val="single" w:color="4E81BC"/>
-                              </w:rPr>
-                              <w:t xml:space="preserve"> </w:t>
-                            </w:r>
-                            <w:r>
-                              <w:rPr>
-                                <w:i/>
-                                <w:color w:val="4E81BC"/>
-                                <w:sz w:val="18"/>
-                                <w:u w:val="single" w:color="4E81BC"/>
-                              </w:rPr>
-                              <w:t>is</w:t>
-                            </w:r>
-                            <w:r>
-                              <w:rPr>
-                                <w:i/>
-                                <w:color w:val="4E81BC"/>
-                                <w:spacing w:val="-3"/>
-                                <w:sz w:val="18"/>
-                                <w:u w:val="single" w:color="4E81BC"/>
-                              </w:rPr>
-                              <w:t xml:space="preserve"> </w:t>
-                            </w:r>
-                            <w:r>
-                              <w:rPr>
-                                <w:i/>
-                                <w:color w:val="4E81BC"/>
-                                <w:sz w:val="18"/>
-                                <w:u w:val="single" w:color="4E81BC"/>
-                              </w:rPr>
-                              <w:t>compatible</w:t>
-                            </w:r>
-                            <w:r>
-                              <w:rPr>
-                                <w:i/>
-                                <w:color w:val="4E81BC"/>
-                                <w:spacing w:val="-2"/>
-                                <w:sz w:val="18"/>
-                                <w:u w:val="single" w:color="4E81BC"/>
-                              </w:rPr>
-                              <w:t xml:space="preserve"> </w:t>
-                            </w:r>
-                            <w:r>
-                              <w:rPr>
-                                <w:i/>
-                                <w:color w:val="4E81BC"/>
-                                <w:sz w:val="18"/>
-                                <w:u w:val="single" w:color="4E81BC"/>
-                              </w:rPr>
-                              <w:t>with</w:t>
-                            </w:r>
-                            <w:r>
-                              <w:rPr>
-                                <w:i/>
-                                <w:color w:val="4E81BC"/>
-                                <w:spacing w:val="-3"/>
-                                <w:sz w:val="18"/>
-                                <w:u w:val="single" w:color="4E81BC"/>
-                              </w:rPr>
-                              <w:t xml:space="preserve"> </w:t>
-                            </w:r>
-                            <w:r>
-                              <w:rPr>
-                                <w:i/>
-                                <w:color w:val="4E81BC"/>
-                                <w:sz w:val="18"/>
-                                <w:u w:val="single" w:color="4E81BC"/>
-                              </w:rPr>
-                              <w:t>the</w:t>
-                            </w:r>
-                            <w:r>
-                              <w:rPr>
-                                <w:i/>
-                                <w:color w:val="4E81BC"/>
-                                <w:spacing w:val="-2"/>
-                                <w:sz w:val="18"/>
-                                <w:u w:val="single" w:color="4E81BC"/>
-                              </w:rPr>
-                              <w:t xml:space="preserve"> </w:t>
-                            </w:r>
-                            <w:r>
-                              <w:rPr>
-                                <w:i/>
-                                <w:color w:val="4E81BC"/>
-                                <w:sz w:val="18"/>
-                                <w:u w:val="single" w:color="4E81BC"/>
-                              </w:rPr>
-                              <w:t>platform,</w:t>
-                            </w:r>
-                            <w:r>
-                              <w:rPr>
-                                <w:i/>
-                                <w:color w:val="4E81BC"/>
-                                <w:spacing w:val="-2"/>
-                                <w:sz w:val="18"/>
-                                <w:u w:val="single" w:color="4E81BC"/>
-                              </w:rPr>
-                              <w:t xml:space="preserve"> </w:t>
-                            </w:r>
-                            <w:r>
-                              <w:rPr>
-                                <w:i/>
-                                <w:color w:val="4E81BC"/>
-                                <w:sz w:val="18"/>
-                                <w:u w:val="single" w:color="4E81BC"/>
-                              </w:rPr>
-                              <w:t>provided</w:t>
-                            </w:r>
-                            <w:r>
-                              <w:rPr>
-                                <w:i/>
-                                <w:color w:val="4E81BC"/>
-                                <w:spacing w:val="-47"/>
-                                <w:sz w:val="18"/>
-                              </w:rPr>
-                              <w:t xml:space="preserve"> </w:t>
-                            </w:r>
-                            <w:r>
-                              <w:rPr>
-                                <w:i/>
-                                <w:color w:val="4E81BC"/>
-                                <w:sz w:val="18"/>
-                                <w:u w:val="single" w:color="4E81BC"/>
-                              </w:rPr>
-                              <w:t>participants get the same information and any additional information about how the consent form will be administered is</w:t>
-                            </w:r>
-                            <w:r>
-                              <w:rPr>
-                                <w:i/>
-                                <w:color w:val="4E81BC"/>
-                                <w:spacing w:val="-48"/>
-                                <w:sz w:val="18"/>
-                              </w:rPr>
-                              <w:t xml:space="preserve"> </w:t>
-                            </w:r>
-                            <w:r>
-                              <w:rPr>
-                                <w:i/>
-                                <w:color w:val="4E81BC"/>
-                                <w:sz w:val="18"/>
-                                <w:u w:val="single" w:color="4E81BC"/>
-                              </w:rPr>
-                              <w:t>provided in the ethics application (e.g. fully anonymised as participants are not asked to provide their name (if</w:t>
-                            </w:r>
-                            <w:r>
-                              <w:rPr>
-                                <w:i/>
-                                <w:color w:val="4E81BC"/>
-                                <w:spacing w:val="1"/>
-                                <w:sz w:val="18"/>
-                              </w:rPr>
-                              <w:t xml:space="preserve"> </w:t>
-                            </w:r>
-                            <w:r>
-                              <w:rPr>
-                                <w:i/>
-                                <w:color w:val="4E81BC"/>
-                                <w:sz w:val="18"/>
-                                <w:u w:val="single" w:color="4E81BC"/>
-                              </w:rPr>
-                              <w:t>applicable),</w:t>
-                            </w:r>
-                            <w:r>
-                              <w:rPr>
-                                <w:i/>
-                                <w:color w:val="4E81BC"/>
-                                <w:spacing w:val="-8"/>
-                                <w:sz w:val="18"/>
-                                <w:u w:val="single" w:color="4E81BC"/>
-                              </w:rPr>
-                              <w:t xml:space="preserve"> </w:t>
-                            </w:r>
-                            <w:r>
-                              <w:rPr>
-                                <w:i/>
-                                <w:color w:val="4E81BC"/>
-                                <w:sz w:val="18"/>
-                                <w:u w:val="single" w:color="4E81BC"/>
-                              </w:rPr>
-                              <w:t>and/or</w:t>
-                            </w:r>
-                            <w:r>
-                              <w:rPr>
-                                <w:i/>
-                                <w:color w:val="4E81BC"/>
-                                <w:spacing w:val="-4"/>
-                                <w:sz w:val="18"/>
-                                <w:u w:val="single" w:color="4E81BC"/>
-                              </w:rPr>
-                              <w:t xml:space="preserve"> </w:t>
-                            </w:r>
-                            <w:r>
-                              <w:rPr>
-                                <w:i/>
-                                <w:color w:val="4E81BC"/>
-                                <w:sz w:val="18"/>
-                                <w:u w:val="single" w:color="4E81BC"/>
-                              </w:rPr>
-                              <w:t>participants</w:t>
-                            </w:r>
-                            <w:r>
-                              <w:rPr>
-                                <w:i/>
-                                <w:color w:val="4E81BC"/>
-                                <w:spacing w:val="-6"/>
-                                <w:sz w:val="18"/>
-                                <w:u w:val="single" w:color="4E81BC"/>
-                              </w:rPr>
-                              <w:t xml:space="preserve"> </w:t>
-                            </w:r>
-                            <w:r>
-                              <w:rPr>
-                                <w:i/>
-                                <w:color w:val="4E81BC"/>
-                                <w:sz w:val="18"/>
-                                <w:u w:val="single" w:color="4E81BC"/>
-                              </w:rPr>
-                              <w:t>cannot</w:t>
-                            </w:r>
-                            <w:r>
-                              <w:rPr>
-                                <w:i/>
-                                <w:color w:val="4E81BC"/>
-                                <w:spacing w:val="-4"/>
-                                <w:sz w:val="18"/>
-                                <w:u w:val="single" w:color="4E81BC"/>
-                              </w:rPr>
-                              <w:t xml:space="preserve"> </w:t>
-                            </w:r>
-                            <w:r>
-                              <w:rPr>
-                                <w:i/>
-                                <w:color w:val="4E81BC"/>
-                                <w:sz w:val="18"/>
-                                <w:u w:val="single" w:color="4E81BC"/>
-                              </w:rPr>
-                              <w:t>proceed</w:t>
-                            </w:r>
-                            <w:r>
-                              <w:rPr>
-                                <w:i/>
-                                <w:color w:val="4E81BC"/>
-                                <w:spacing w:val="-3"/>
-                                <w:sz w:val="18"/>
-                                <w:u w:val="single" w:color="4E81BC"/>
-                              </w:rPr>
-                              <w:t xml:space="preserve"> </w:t>
-                            </w:r>
-                            <w:r>
-                              <w:rPr>
-                                <w:i/>
-                                <w:color w:val="4E81BC"/>
-                                <w:sz w:val="18"/>
-                                <w:u w:val="single" w:color="4E81BC"/>
-                              </w:rPr>
-                              <w:t>to</w:t>
-                            </w:r>
-                            <w:r>
-                              <w:rPr>
-                                <w:i/>
-                                <w:color w:val="4E81BC"/>
-                                <w:spacing w:val="-3"/>
-                                <w:sz w:val="18"/>
-                                <w:u w:val="single" w:color="4E81BC"/>
-                              </w:rPr>
-                              <w:t xml:space="preserve"> </w:t>
-                            </w:r>
-                            <w:r>
-                              <w:rPr>
-                                <w:i/>
-                                <w:color w:val="4E81BC"/>
-                                <w:sz w:val="18"/>
-                                <w:u w:val="single" w:color="4E81BC"/>
-                              </w:rPr>
-                              <w:t>the</w:t>
-                            </w:r>
-                            <w:r>
-                              <w:rPr>
-                                <w:i/>
-                                <w:color w:val="4E81BC"/>
-                                <w:spacing w:val="-4"/>
-                                <w:sz w:val="18"/>
-                                <w:u w:val="single" w:color="4E81BC"/>
-                              </w:rPr>
-                              <w:t xml:space="preserve"> </w:t>
-                            </w:r>
-                            <w:r>
-                              <w:rPr>
-                                <w:i/>
-                                <w:color w:val="4E81BC"/>
-                                <w:sz w:val="18"/>
-                                <w:u w:val="single" w:color="4E81BC"/>
-                              </w:rPr>
-                              <w:t>main</w:t>
-                            </w:r>
-                            <w:r>
-                              <w:rPr>
-                                <w:i/>
-                                <w:color w:val="4E81BC"/>
-                                <w:spacing w:val="-6"/>
-                                <w:sz w:val="18"/>
-                                <w:u w:val="single" w:color="4E81BC"/>
-                              </w:rPr>
-                              <w:t xml:space="preserve"> </w:t>
-                            </w:r>
-                            <w:r>
-                              <w:rPr>
-                                <w:i/>
-                                <w:color w:val="4E81BC"/>
-                                <w:sz w:val="18"/>
-                                <w:u w:val="single" w:color="4E81BC"/>
-                              </w:rPr>
-                              <w:t>study</w:t>
-                            </w:r>
-                            <w:r>
-                              <w:rPr>
-                                <w:i/>
-                                <w:color w:val="4E81BC"/>
-                                <w:spacing w:val="-2"/>
-                                <w:sz w:val="18"/>
-                                <w:u w:val="single" w:color="4E81BC"/>
-                              </w:rPr>
-                              <w:t xml:space="preserve"> </w:t>
-                            </w:r>
-                            <w:r>
-                              <w:rPr>
-                                <w:i/>
-                                <w:color w:val="4E81BC"/>
-                                <w:sz w:val="18"/>
-                                <w:u w:val="single" w:color="4E81BC"/>
-                              </w:rPr>
-                              <w:t>without</w:t>
-                            </w:r>
-                            <w:r>
-                              <w:rPr>
-                                <w:i/>
-                                <w:color w:val="4E81BC"/>
-                                <w:spacing w:val="-6"/>
-                                <w:sz w:val="18"/>
-                                <w:u w:val="single" w:color="4E81BC"/>
-                              </w:rPr>
-                              <w:t xml:space="preserve"> </w:t>
-                            </w:r>
-                            <w:r>
-                              <w:rPr>
-                                <w:i/>
-                                <w:color w:val="4E81BC"/>
-                                <w:sz w:val="18"/>
-                                <w:u w:val="single" w:color="4E81BC"/>
-                              </w:rPr>
-                              <w:t>indicating</w:t>
-                            </w:r>
-                            <w:r>
-                              <w:rPr>
-                                <w:i/>
-                                <w:color w:val="4E81BC"/>
-                                <w:spacing w:val="-5"/>
-                                <w:sz w:val="18"/>
-                                <w:u w:val="single" w:color="4E81BC"/>
-                              </w:rPr>
-                              <w:t xml:space="preserve"> </w:t>
-                            </w:r>
-                            <w:r>
-                              <w:rPr>
-                                <w:i/>
-                                <w:color w:val="4E81BC"/>
-                                <w:sz w:val="18"/>
-                                <w:u w:val="single" w:color="4E81BC"/>
-                              </w:rPr>
-                              <w:t>consent</w:t>
-                            </w:r>
-                            <w:r>
-                              <w:rPr>
-                                <w:i/>
-                                <w:color w:val="4E81BC"/>
-                                <w:spacing w:val="-9"/>
-                                <w:sz w:val="18"/>
-                                <w:u w:val="single" w:color="4E81BC"/>
-                              </w:rPr>
-                              <w:t xml:space="preserve"> </w:t>
-                            </w:r>
-                            <w:r>
-                              <w:rPr>
-                                <w:i/>
-                                <w:color w:val="4E81BC"/>
-                                <w:sz w:val="18"/>
-                                <w:u w:val="single" w:color="4E81BC"/>
-                              </w:rPr>
-                              <w:t>via</w:t>
-                            </w:r>
-                            <w:r>
-                              <w:rPr>
-                                <w:i/>
-                                <w:color w:val="4E81BC"/>
-                                <w:spacing w:val="-6"/>
-                                <w:sz w:val="18"/>
-                                <w:u w:val="single" w:color="4E81BC"/>
-                              </w:rPr>
-                              <w:t xml:space="preserve"> </w:t>
-                            </w:r>
-                            <w:r>
-                              <w:rPr>
-                                <w:i/>
-                                <w:color w:val="4E81BC"/>
-                                <w:sz w:val="18"/>
-                                <w:u w:val="single" w:color="4E81BC"/>
-                              </w:rPr>
-                              <w:t>compulsory</w:t>
-                            </w:r>
-                            <w:r>
-                              <w:rPr>
-                                <w:i/>
-                                <w:color w:val="4E81BC"/>
-                                <w:spacing w:val="-4"/>
-                                <w:sz w:val="18"/>
-                                <w:u w:val="single" w:color="4E81BC"/>
-                              </w:rPr>
-                              <w:t xml:space="preserve"> </w:t>
-                            </w:r>
-                            <w:r>
-                              <w:rPr>
-                                <w:i/>
-                                <w:color w:val="4E81BC"/>
-                                <w:sz w:val="18"/>
-                                <w:u w:val="single" w:color="4E81BC"/>
-                              </w:rPr>
-                              <w:t>tick</w:t>
-                            </w:r>
-                            <w:r>
-                              <w:rPr>
-                                <w:i/>
-                                <w:color w:val="4E81BC"/>
-                                <w:spacing w:val="-6"/>
-                                <w:sz w:val="18"/>
-                                <w:u w:val="single" w:color="4E81BC"/>
-                              </w:rPr>
-                              <w:t xml:space="preserve"> </w:t>
-                            </w:r>
-                            <w:r>
-                              <w:rPr>
-                                <w:i/>
-                                <w:color w:val="4E81BC"/>
-                                <w:sz w:val="18"/>
-                                <w:u w:val="single" w:color="4E81BC"/>
-                              </w:rPr>
-                              <w:t>box).</w:t>
-                            </w:r>
-                          </w:p>
-                        </w:txbxContent>
-                      </wps:txbx>
-                      <wps:bodyPr rot="0" vert="horz" wrap="square" lIns="0" tIns="0" rIns="0" bIns="0" anchor="t" anchorCtr="0" upright="1">
-                        <a:noAutofit/>
-                      </wps:bodyPr>
-                    </wps:wsp>
-                  </a:graphicData>
-                </a:graphic>
-                <wp14:sizeRelH relativeFrom="page">
-                  <wp14:pctWidth>0</wp14:pctWidth>
-                </wp14:sizeRelH>
-                <wp14:sizeRelV relativeFrom="page">
-                  <wp14:pctHeight>0</wp14:pctHeight>
-                </wp14:sizeRelV>
-              </wp:anchor>
-            </w:drawing>
-          </mc:Choice>
-          <mc:Fallback>
-            <w:pict>
-              <v:shapetype w14:anchorId="568C8A9F" id="_x0000_t202" coordsize="21600,21600" o:spt="202" path="m,l,21600r21600,l21600,xe">
-                <v:stroke joinstyle="miter"/>
-                <v:path gradientshapeok="t" o:connecttype="rect"/>
-              </v:shapetype>
-              <v:shape id="docshape1" o:spid="_x0000_s1026" type="#_x0000_t202" style="position:absolute;margin-left:51pt;margin-top:13.3pt;width:492.85pt;height:66.85pt;z-index:-251658752;visibility:visible;mso-wrap-style:square;mso-width-percent:0;mso-height-percent:0;mso-wrap-distance-left:0;mso-wrap-distance-top:0;mso-wrap-distance-right:0;mso-wrap-distance-bottom:0;mso-position-horizontal:absolute;mso-position-horizontal-relative:page;mso-position-vertical:absolute;mso-position-vertical-relative:text;mso-width-percent:0;mso-height-percent:0;mso-width-relative:page;mso-height-relative:page;v-text-anchor:top" o:gfxdata="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" filled="f" strokeweight=".48pt">
-                <v:textbox inset="0,0,0,0">
-                  <w:txbxContent>
-                    <w:p>
-                      <w:pPr>
-                        <w:spacing w:before="13" w:line="242" w:lineRule="auto"/>
-                        <w:ind w:left="178" w:right="177"/>
-                        <w:jc w:val="center"/>
-                        <w:rPr>
-                          <w:b/>
-                          <w:sz w:val="20"/>
-                        </w:rPr>
-                      </w:pPr>
-                      <w:r>
-                        <w:rPr>
-                          <w:b/>
-                          <w:color w:val="FF0000"/>
-                          <w:sz w:val="20"/>
-                          <w:u w:val="single" w:color="FF0000"/>
-                        </w:rPr>
-                        <w:t xml:space="preserve">NOTE TO RESEARCHER: Amend/delete all text in red as appropriate. </w:t>
-                      </w:r>
-                      <w:r>
-                        <w:rPr>
-                          <w:b/>
-                          <w:i/>
-                          <w:color w:val="4E81BC"/>
-                          <w:sz w:val="20"/>
-                          <w:u w:val="single" w:color="FF0000"/>
-                        </w:rPr>
-                        <w:t>All guidance information (blue</w:t>
-                      </w:r>
-                      <w:r>
-                        <w:rPr>
-                          <w:b/>
-                          <w:i/>
-                          <w:color w:val="4E81BC"/>
-                          <w:spacing w:val="-54"/>
-                          <w:sz w:val="20"/>
-                        </w:rPr>
-                        <w:t xml:space="preserve"> </w:t>
-                      </w:r>
-                      <w:r>
-                        <w:rPr>
-                          <w:b/>
-                          <w:i/>
-                          <w:color w:val="4E81BC"/>
-                          <w:sz w:val="20"/>
-                          <w:u w:val="single" w:color="4E81BC"/>
-                        </w:rPr>
-                        <w:t>italics)</w:t>
-                      </w:r>
-                      <w:r>
-                        <w:rPr>
-                          <w:b/>
-                          <w:i/>
-                          <w:color w:val="4E81BC"/>
-                          <w:spacing w:val="-1"/>
-                          <w:sz w:val="20"/>
-                          <w:u w:val="single" w:color="4E81BC"/>
-                        </w:rPr>
-                        <w:t xml:space="preserve"> </w:t>
-                      </w:r>
-                      <w:r>
-                        <w:rPr>
-                          <w:b/>
-                          <w:i/>
-                          <w:color w:val="4E81BC"/>
-                          <w:sz w:val="20"/>
-                          <w:u w:val="single" w:color="4E81BC"/>
-                        </w:rPr>
-                        <w:t>should</w:t>
-                      </w:r>
-                      <w:r>
-                        <w:rPr>
-                          <w:b/>
-                          <w:i/>
-                          <w:color w:val="4E81BC"/>
-                          <w:spacing w:val="-1"/>
-                          <w:sz w:val="20"/>
-                          <w:u w:val="single" w:color="4E81BC"/>
-                        </w:rPr>
-                        <w:t xml:space="preserve"> </w:t>
-                      </w:r>
-                      <w:r>
-                        <w:rPr>
-                          <w:b/>
-                          <w:i/>
-                          <w:color w:val="4E81BC"/>
-                          <w:sz w:val="20"/>
-                          <w:u w:val="single" w:color="4E81BC"/>
-                        </w:rPr>
-                        <w:t>be</w:t>
-                      </w:r>
-                      <w:r>
-                        <w:rPr>
-                          <w:b/>
-                          <w:i/>
-                          <w:color w:val="4E81BC"/>
-                          <w:spacing w:val="-3"/>
-                          <w:sz w:val="20"/>
-                          <w:u w:val="single" w:color="4E81BC"/>
-                        </w:rPr>
-                        <w:t xml:space="preserve"> </w:t>
-                      </w:r>
-                      <w:r>
-                        <w:rPr>
-                          <w:b/>
-                          <w:i/>
-                          <w:color w:val="4E81BC"/>
-                          <w:sz w:val="20"/>
-                          <w:u w:val="single" w:color="4E81BC"/>
-                        </w:rPr>
-                        <w:t>deleted</w:t>
-                      </w:r>
-                      <w:r>
-                        <w:rPr>
-                          <w:b/>
-                          <w:i/>
-                          <w:color w:val="4E81BC"/>
-                          <w:spacing w:val="2"/>
-                          <w:sz w:val="20"/>
-                          <w:u w:val="single" w:color="4E81BC"/>
-                        </w:rPr>
-                        <w:t xml:space="preserve"> </w:t>
-                      </w:r>
-                      <w:r>
-                        <w:rPr>
-                          <w:b/>
-                          <w:i/>
-                          <w:color w:val="4E81BC"/>
-                          <w:sz w:val="20"/>
-                          <w:u w:val="single" w:color="4E81BC"/>
-                        </w:rPr>
-                        <w:t>(including</w:t>
-                      </w:r>
-                      <w:r>
-                        <w:rPr>
-                          <w:b/>
-                          <w:i/>
-                          <w:color w:val="4E81BC"/>
-                          <w:spacing w:val="1"/>
-                          <w:sz w:val="20"/>
-                          <w:u w:val="single" w:color="4E81BC"/>
-                        </w:rPr>
-                        <w:t xml:space="preserve"> </w:t>
-                      </w:r>
-                      <w:r>
-                        <w:rPr>
-                          <w:b/>
-                          <w:i/>
-                          <w:color w:val="4E81BC"/>
-                          <w:sz w:val="20"/>
-                          <w:u w:val="single" w:color="4E81BC"/>
-                        </w:rPr>
-                        <w:t>this</w:t>
-                      </w:r>
-                      <w:r>
-                        <w:rPr>
-                          <w:b/>
-                          <w:i/>
-                          <w:color w:val="4E81BC"/>
-                          <w:spacing w:val="-4"/>
-                          <w:sz w:val="20"/>
-                          <w:u w:val="single" w:color="4E81BC"/>
-                        </w:rPr>
-                        <w:t xml:space="preserve"> </w:t>
-                      </w:r>
-                      <w:r>
-                        <w:rPr>
-                          <w:b/>
-                          <w:i/>
-                          <w:color w:val="4E81BC"/>
-                          <w:sz w:val="20"/>
-                          <w:u w:val="single" w:color="4E81BC"/>
-                        </w:rPr>
-                        <w:t>box)</w:t>
-                      </w:r>
-                      <w:r>
-                        <w:rPr>
-                          <w:b/>
-                          <w:sz w:val="20"/>
-                          <w:u w:val="single" w:color="4E81BC"/>
-                        </w:rPr>
-                        <w:t>.</w:t>
-                      </w:r>
-                      <w:r>
-                        <w:rPr>
-                          <w:b/>
-                          <w:spacing w:val="-4"/>
-                          <w:sz w:val="20"/>
-                          <w:u w:val="single" w:color="4E81BC"/>
-                        </w:rPr>
-                        <w:t xml:space="preserve"> </w:t>
-                      </w:r>
-                      <w:r>
-                        <w:rPr>
-                          <w:b/>
-                          <w:sz w:val="20"/>
-                          <w:u w:val="single" w:color="4E81BC"/>
-                        </w:rPr>
-                        <w:t>The</w:t>
-                      </w:r>
-                      <w:r>
-                        <w:rPr>
-                          <w:b/>
-                          <w:spacing w:val="-4"/>
-                          <w:sz w:val="20"/>
-                          <w:u w:val="single" w:color="4E81BC"/>
-                        </w:rPr>
-                        <w:t xml:space="preserve"> </w:t>
-                      </w:r>
-                      <w:r>
-                        <w:rPr>
-                          <w:b/>
-                          <w:sz w:val="20"/>
-                          <w:u w:val="single" w:color="4E81BC"/>
-                        </w:rPr>
-                        <w:t>final</w:t>
-                      </w:r>
-                      <w:r>
-                        <w:rPr>
-                          <w:b/>
-                          <w:spacing w:val="-4"/>
-                          <w:sz w:val="20"/>
-                          <w:u w:val="single" w:color="4E81BC"/>
-                        </w:rPr>
-                        <w:t xml:space="preserve"> </w:t>
-                      </w:r>
-                      <w:r>
-                        <w:rPr>
-                          <w:b/>
-                          <w:sz w:val="20"/>
-                          <w:u w:val="single" w:color="4E81BC"/>
-                        </w:rPr>
-                        <w:t>text should</w:t>
-                      </w:r>
-                      <w:r>
-                        <w:rPr>
-                          <w:b/>
-                          <w:spacing w:val="-1"/>
-                          <w:sz w:val="20"/>
-                          <w:u w:val="single" w:color="4E81BC"/>
-                        </w:rPr>
-                        <w:t xml:space="preserve"> </w:t>
-                      </w:r>
-                      <w:r>
-                        <w:rPr>
-                          <w:b/>
-                          <w:sz w:val="20"/>
-                          <w:u w:val="single" w:color="4E81BC"/>
-                        </w:rPr>
-                        <w:t>be</w:t>
-                      </w:r>
-                      <w:r>
-                        <w:rPr>
-                          <w:b/>
-                          <w:spacing w:val="-2"/>
-                          <w:sz w:val="20"/>
-                          <w:u w:val="single" w:color="4E81BC"/>
-                        </w:rPr>
-                        <w:t xml:space="preserve"> </w:t>
-                      </w:r>
-                      <w:r>
-                        <w:rPr>
-                          <w:b/>
-                          <w:sz w:val="20"/>
-                          <w:u w:val="single" w:color="4E81BC"/>
-                        </w:rPr>
-                        <w:t>all</w:t>
-                      </w:r>
-                      <w:r>
-                        <w:rPr>
-                          <w:b/>
-                          <w:spacing w:val="-1"/>
-                          <w:sz w:val="20"/>
-                          <w:u w:val="single" w:color="4E81BC"/>
-                        </w:rPr>
-                        <w:t xml:space="preserve"> </w:t>
-                      </w:r>
-                      <w:r>
-                        <w:rPr>
-                          <w:b/>
-                          <w:sz w:val="20"/>
-                          <w:u w:val="single" w:color="4E81BC"/>
-                        </w:rPr>
-                        <w:t>in</w:t>
-                      </w:r>
-                      <w:r>
-                        <w:rPr>
-                          <w:b/>
-                          <w:spacing w:val="-1"/>
-                          <w:sz w:val="20"/>
-                          <w:u w:val="single" w:color="4E81BC"/>
-                        </w:rPr>
-                        <w:t xml:space="preserve"> </w:t>
-                      </w:r>
-                      <w:r>
-                        <w:rPr>
-                          <w:b/>
-                          <w:sz w:val="20"/>
-                          <w:u w:val="single" w:color="4E81BC"/>
-                        </w:rPr>
-                        <w:t>black.</w:t>
-                      </w:r>
-                    </w:p>
-                    <w:p>
-                      <w:pPr>
-                        <w:ind w:left="178" w:right="182" w:firstLine="2"/>
-                        <w:jc w:val="center"/>
-                        <w:rPr>
-                          <w:i/>
-                          <w:sz w:val="18"/>
-                        </w:rPr>
-                      </w:pPr>
-                      <w:r>
-                        <w:rPr>
-                          <w:i/>
-                          <w:color w:val="4E81BC"/>
-                          <w:sz w:val="18"/>
-                          <w:u w:val="single" w:color="4E81BC"/>
-                        </w:rPr>
-                        <w:t>For</w:t>
-                      </w:r>
-                      <w:r>
-                        <w:rPr>
-                          <w:i/>
-                          <w:color w:val="4E81BC"/>
-                          <w:spacing w:val="-3"/>
-                          <w:sz w:val="18"/>
-                          <w:u w:val="single" w:color="4E81BC"/>
-                        </w:rPr>
-                        <w:t xml:space="preserve"> </w:t>
-                      </w:r>
-                      <w:r>
-                        <w:rPr>
-                          <w:i/>
-                          <w:color w:val="4E81BC"/>
-                          <w:sz w:val="18"/>
-                          <w:u w:val="single" w:color="4E81BC"/>
-                        </w:rPr>
-                        <w:t>research</w:t>
-                      </w:r>
-                      <w:r>
-                        <w:rPr>
-                          <w:i/>
-                          <w:color w:val="4E81BC"/>
-                          <w:spacing w:val="-2"/>
-                          <w:sz w:val="18"/>
-                          <w:u w:val="single" w:color="4E81BC"/>
-                        </w:rPr>
-                        <w:t xml:space="preserve"> </w:t>
-                      </w:r>
-                      <w:r>
-                        <w:rPr>
-                          <w:i/>
-                          <w:color w:val="4E81BC"/>
-                          <w:sz w:val="18"/>
-                          <w:u w:val="single" w:color="4E81BC"/>
-                        </w:rPr>
-                        <w:t>conducted</w:t>
-                      </w:r>
-                      <w:r>
-                        <w:rPr>
-                          <w:i/>
-                          <w:color w:val="4E81BC"/>
-                          <w:spacing w:val="-3"/>
-                          <w:sz w:val="18"/>
-                          <w:u w:val="single" w:color="4E81BC"/>
-                        </w:rPr>
-                        <w:t xml:space="preserve"> </w:t>
-                      </w:r>
-                      <w:r>
-                        <w:rPr>
-                          <w:i/>
-                          <w:color w:val="4E81BC"/>
-                          <w:sz w:val="18"/>
-                          <w:u w:val="single" w:color="4E81BC"/>
-                        </w:rPr>
-                        <w:t>online,</w:t>
-                      </w:r>
-                      <w:r>
-                        <w:rPr>
-                          <w:i/>
-                          <w:color w:val="4E81BC"/>
-                          <w:spacing w:val="-2"/>
-                          <w:sz w:val="18"/>
-                          <w:u w:val="single" w:color="4E81BC"/>
-                        </w:rPr>
-                        <w:t xml:space="preserve"> </w:t>
-                      </w:r>
-                      <w:r>
-                        <w:rPr>
-                          <w:i/>
-                          <w:color w:val="4E81BC"/>
-                          <w:sz w:val="18"/>
-                          <w:u w:val="single" w:color="4E81BC"/>
-                        </w:rPr>
-                        <w:t>this</w:t>
-                      </w:r>
-                      <w:r>
-                        <w:rPr>
-                          <w:i/>
-                          <w:color w:val="4E81BC"/>
-                          <w:spacing w:val="-2"/>
-                          <w:sz w:val="18"/>
-                          <w:u w:val="single" w:color="4E81BC"/>
-                        </w:rPr>
-                        <w:t xml:space="preserve"> </w:t>
-                      </w:r>
-                      <w:r>
-                        <w:rPr>
-                          <w:i/>
-                          <w:color w:val="4E81BC"/>
-                          <w:sz w:val="18"/>
-                          <w:u w:val="single" w:color="4E81BC"/>
-                        </w:rPr>
-                        <w:t>form</w:t>
-                      </w:r>
-                      <w:r>
-                        <w:rPr>
-                          <w:i/>
-                          <w:color w:val="4E81BC"/>
-                          <w:spacing w:val="-4"/>
-                          <w:sz w:val="18"/>
-                          <w:u w:val="single" w:color="4E81BC"/>
-                        </w:rPr>
-                        <w:t xml:space="preserve"> </w:t>
-                      </w:r>
-                      <w:r>
-                        <w:rPr>
-                          <w:i/>
-                          <w:color w:val="4E81BC"/>
-                          <w:sz w:val="18"/>
-                          <w:u w:val="single" w:color="4E81BC"/>
-                        </w:rPr>
-                        <w:t>can</w:t>
-                      </w:r>
-                      <w:r>
-                        <w:rPr>
-                          <w:i/>
-                          <w:color w:val="4E81BC"/>
-                          <w:spacing w:val="-2"/>
-                          <w:sz w:val="18"/>
-                          <w:u w:val="single" w:color="4E81BC"/>
-                        </w:rPr>
-                        <w:t xml:space="preserve"> </w:t>
-                      </w:r>
-                      <w:r>
-                        <w:rPr>
-                          <w:i/>
-                          <w:color w:val="4E81BC"/>
-                          <w:sz w:val="18"/>
-                          <w:u w:val="single" w:color="4E81BC"/>
-                        </w:rPr>
-                        <w:t>be</w:t>
-                      </w:r>
-                      <w:r>
-                        <w:rPr>
-                          <w:i/>
-                          <w:color w:val="4E81BC"/>
-                          <w:spacing w:val="-3"/>
-                          <w:sz w:val="18"/>
-                          <w:u w:val="single" w:color="4E81BC"/>
-                        </w:rPr>
-                        <w:t xml:space="preserve"> </w:t>
-                      </w:r>
-                      <w:r>
-                        <w:rPr>
-                          <w:i/>
-                          <w:color w:val="4E81BC"/>
-                          <w:sz w:val="18"/>
-                          <w:u w:val="single" w:color="4E81BC"/>
-                        </w:rPr>
-                        <w:t>presented</w:t>
-                      </w:r>
-                      <w:r>
-                        <w:rPr>
-                          <w:i/>
-                          <w:color w:val="4E81BC"/>
-                          <w:spacing w:val="1"/>
-                          <w:sz w:val="18"/>
-                          <w:u w:val="single" w:color="4E81BC"/>
-                        </w:rPr>
-                        <w:t xml:space="preserve"> </w:t>
-                      </w:r>
-                      <w:r>
-                        <w:rPr>
-                          <w:i/>
-                          <w:color w:val="4E81BC"/>
-                          <w:sz w:val="18"/>
-                          <w:u w:val="single" w:color="4E81BC"/>
-                        </w:rPr>
-                        <w:t>differently</w:t>
-                      </w:r>
-                      <w:r>
-                        <w:rPr>
-                          <w:i/>
-                          <w:color w:val="4E81BC"/>
-                          <w:spacing w:val="-3"/>
-                          <w:sz w:val="18"/>
-                          <w:u w:val="single" w:color="4E81BC"/>
-                        </w:rPr>
-                        <w:t xml:space="preserve"> </w:t>
-                      </w:r>
-                      <w:r>
-                        <w:rPr>
-                          <w:i/>
-                          <w:color w:val="4E81BC"/>
-                          <w:sz w:val="18"/>
-                          <w:u w:val="single" w:color="4E81BC"/>
-                        </w:rPr>
-                        <w:t>so</w:t>
-                      </w:r>
-                      <w:r>
-                        <w:rPr>
-                          <w:i/>
-                          <w:color w:val="4E81BC"/>
-                          <w:spacing w:val="-3"/>
-                          <w:sz w:val="18"/>
-                          <w:u w:val="single" w:color="4E81BC"/>
-                        </w:rPr>
-                        <w:t xml:space="preserve"> </w:t>
-                      </w:r>
-                      <w:r>
-                        <w:rPr>
-                          <w:i/>
-                          <w:color w:val="4E81BC"/>
-                          <w:sz w:val="18"/>
-                          <w:u w:val="single" w:color="4E81BC"/>
-                        </w:rPr>
-                        <w:t>that</w:t>
-                      </w:r>
-                      <w:r>
-                        <w:rPr>
-                          <w:i/>
-                          <w:color w:val="4E81BC"/>
-                          <w:spacing w:val="-4"/>
-                          <w:sz w:val="18"/>
-                          <w:u w:val="single" w:color="4E81BC"/>
-                        </w:rPr>
-                        <w:t xml:space="preserve"> </w:t>
-                      </w:r>
-                      <w:r>
-                        <w:rPr>
-                          <w:i/>
-                          <w:color w:val="4E81BC"/>
-                          <w:sz w:val="18"/>
-                          <w:u w:val="single" w:color="4E81BC"/>
-                        </w:rPr>
-                        <w:t>it</w:t>
-                      </w:r>
-                      <w:r>
-                        <w:rPr>
-                          <w:i/>
-                          <w:color w:val="4E81BC"/>
-                          <w:spacing w:val="-3"/>
-                          <w:sz w:val="18"/>
-                          <w:u w:val="single" w:color="4E81BC"/>
-                        </w:rPr>
-                        <w:t xml:space="preserve"> </w:t>
-                      </w:r>
-                      <w:r>
-                        <w:rPr>
-                          <w:i/>
-                          <w:color w:val="4E81BC"/>
-                          <w:sz w:val="18"/>
-                          <w:u w:val="single" w:color="4E81BC"/>
-                        </w:rPr>
-                        <w:t>is</w:t>
-                      </w:r>
-                      <w:r>
-                        <w:rPr>
-                          <w:i/>
-                          <w:color w:val="4E81BC"/>
-                          <w:spacing w:val="-3"/>
-                          <w:sz w:val="18"/>
-                          <w:u w:val="single" w:color="4E81BC"/>
-                        </w:rPr>
-                        <w:t xml:space="preserve"> </w:t>
-                      </w:r>
-                      <w:r>
-                        <w:rPr>
-                          <w:i/>
-                          <w:color w:val="4E81BC"/>
-                          <w:sz w:val="18"/>
-                          <w:u w:val="single" w:color="4E81BC"/>
-                        </w:rPr>
-                        <w:t>compatible</w:t>
-                      </w:r>
-                      <w:r>
-                        <w:rPr>
-                          <w:i/>
-                          <w:color w:val="4E81BC"/>
-                          <w:spacing w:val="-2"/>
-                          <w:sz w:val="18"/>
-                          <w:u w:val="single" w:color="4E81BC"/>
-                        </w:rPr>
-                        <w:t xml:space="preserve"> </w:t>
-                      </w:r>
-                      <w:r>
-                        <w:rPr>
-                          <w:i/>
-                          <w:color w:val="4E81BC"/>
-                          <w:sz w:val="18"/>
-                          <w:u w:val="single" w:color="4E81BC"/>
-                        </w:rPr>
-                        <w:t>with</w:t>
-                      </w:r>
-                      <w:r>
-                        <w:rPr>
-                          <w:i/>
-                          <w:color w:val="4E81BC"/>
-                          <w:spacing w:val="-3"/>
-                          <w:sz w:val="18"/>
-                          <w:u w:val="single" w:color="4E81BC"/>
-                        </w:rPr>
-                        <w:t xml:space="preserve"> </w:t>
-                      </w:r>
-                      <w:r>
-                        <w:rPr>
-                          <w:i/>
-                          <w:color w:val="4E81BC"/>
-                          <w:sz w:val="18"/>
-                          <w:u w:val="single" w:color="4E81BC"/>
-                        </w:rPr>
-                        <w:t>the</w:t>
-                      </w:r>
-                      <w:r>
-                        <w:rPr>
-                          <w:i/>
-                          <w:color w:val="4E81BC"/>
-                          <w:spacing w:val="-2"/>
-                          <w:sz w:val="18"/>
-                          <w:u w:val="single" w:color="4E81BC"/>
-                        </w:rPr>
-                        <w:t xml:space="preserve"> </w:t>
-                      </w:r>
-                      <w:r>
-                        <w:rPr>
-                          <w:i/>
-                          <w:color w:val="4E81BC"/>
-                          <w:sz w:val="18"/>
-                          <w:u w:val="single" w:color="4E81BC"/>
-                        </w:rPr>
-                        <w:t>platform,</w:t>
-                      </w:r>
-                      <w:r>
-                        <w:rPr>
-                          <w:i/>
-                          <w:color w:val="4E81BC"/>
-                          <w:spacing w:val="-2"/>
-                          <w:sz w:val="18"/>
-                          <w:u w:val="single" w:color="4E81BC"/>
-                        </w:rPr>
-                        <w:t xml:space="preserve"> </w:t>
-                      </w:r>
-                      <w:r>
-                        <w:rPr>
-                          <w:i/>
-                          <w:color w:val="4E81BC"/>
-                          <w:sz w:val="18"/>
-                          <w:u w:val="single" w:color="4E81BC"/>
-                        </w:rPr>
-                        <w:t>provided</w:t>
-                      </w:r>
-                      <w:r>
-                        <w:rPr>
-                          <w:i/>
-                          <w:color w:val="4E81BC"/>
-                          <w:spacing w:val="-47"/>
-                          <w:sz w:val="18"/>
-                        </w:rPr>
-                        <w:t xml:space="preserve"> </w:t>
-                      </w:r>
-                      <w:r>
-                        <w:rPr>
-                          <w:i/>
-                          <w:color w:val="4E81BC"/>
-                          <w:sz w:val="18"/>
-                          <w:u w:val="single" w:color="4E81BC"/>
-                        </w:rPr>
-                        <w:t>participants get the same information and any additional information about how the consent form will be administered is</w:t>
-                      </w:r>
-                      <w:r>
-                        <w:rPr>
-                          <w:i/>
-                          <w:color w:val="4E81BC"/>
-                          <w:spacing w:val="-48"/>
-                          <w:sz w:val="18"/>
-                        </w:rPr>
-                        <w:t xml:space="preserve"> </w:t>
-                      </w:r>
-                      <w:r>
-                        <w:rPr>
-                          <w:i/>
-                          <w:color w:val="4E81BC"/>
-                          <w:sz w:val="18"/>
-                          <w:u w:val="single" w:color="4E81BC"/>
-                        </w:rPr>
-                        <w:t>provided in the ethics application (e.g. fully anonymised as participants are not asked to provide their name (if</w:t>
-                      </w:r>
-                      <w:r>
-                        <w:rPr>
-                          <w:i/>
-                          <w:color w:val="4E81BC"/>
-                          <w:spacing w:val="1"/>
-                          <w:sz w:val="18"/>
-                        </w:rPr>
-                        <w:t xml:space="preserve"> </w:t>
-                      </w:r>
-                      <w:r>
-                        <w:rPr>
-                          <w:i/>
-                          <w:color w:val="4E81BC"/>
-                          <w:sz w:val="18"/>
-                          <w:u w:val="single" w:color="4E81BC"/>
-                        </w:rPr>
-                        <w:t>applicable),</w:t>
-                      </w:r>
-                      <w:r>
-                        <w:rPr>
-                          <w:i/>
-                          <w:color w:val="4E81BC"/>
-                          <w:spacing w:val="-8"/>
-                          <w:sz w:val="18"/>
-                          <w:u w:val="single" w:color="4E81BC"/>
-                        </w:rPr>
-                        <w:t xml:space="preserve"> </w:t>
-                      </w:r>
-                      <w:r>
-                        <w:rPr>
-                          <w:i/>
-                          <w:color w:val="4E81BC"/>
-                          <w:sz w:val="18"/>
-                          <w:u w:val="single" w:color="4E81BC"/>
-                        </w:rPr>
-                        <w:t>and/or</w:t>
-                      </w:r>
-                      <w:r>
-                        <w:rPr>
-                          <w:i/>
-                          <w:color w:val="4E81BC"/>
-                          <w:spacing w:val="-4"/>
-                          <w:sz w:val="18"/>
-                          <w:u w:val="single" w:color="4E81BC"/>
-                        </w:rPr>
-                        <w:t xml:space="preserve"> </w:t>
-                      </w:r>
-                      <w:r>
-                        <w:rPr>
-                          <w:i/>
-                          <w:color w:val="4E81BC"/>
-                          <w:sz w:val="18"/>
-                          <w:u w:val="single" w:color="4E81BC"/>
-                        </w:rPr>
-                        <w:t>participants</w:t>
-                      </w:r>
-                      <w:r>
-                        <w:rPr>
-                          <w:i/>
-                          <w:color w:val="4E81BC"/>
-                          <w:spacing w:val="-6"/>
-                          <w:sz w:val="18"/>
-                          <w:u w:val="single" w:color="4E81BC"/>
-                        </w:rPr>
-                        <w:t xml:space="preserve"> </w:t>
-                      </w:r>
-                      <w:r>
-                        <w:rPr>
-                          <w:i/>
-                          <w:color w:val="4E81BC"/>
-                          <w:sz w:val="18"/>
-                          <w:u w:val="single" w:color="4E81BC"/>
-                        </w:rPr>
-                        <w:t>cannot</w:t>
-                      </w:r>
-                      <w:r>
-                        <w:rPr>
-                          <w:i/>
-                          <w:color w:val="4E81BC"/>
-                          <w:spacing w:val="-4"/>
-                          <w:sz w:val="18"/>
-                          <w:u w:val="single" w:color="4E81BC"/>
-                        </w:rPr>
-                        <w:t xml:space="preserve"> </w:t>
-                      </w:r>
-                      <w:r>
-                        <w:rPr>
-                          <w:i/>
-                          <w:color w:val="4E81BC"/>
-                          <w:sz w:val="18"/>
-                          <w:u w:val="single" w:color="4E81BC"/>
-                        </w:rPr>
-                        <w:t>proceed</w:t>
-                      </w:r>
-                      <w:r>
-                        <w:rPr>
-                          <w:i/>
-                          <w:color w:val="4E81BC"/>
-                          <w:spacing w:val="-3"/>
-                          <w:sz w:val="18"/>
-                          <w:u w:val="single" w:color="4E81BC"/>
-                        </w:rPr>
-                        <w:t xml:space="preserve"> </w:t>
-                      </w:r>
-                      <w:r>
-                        <w:rPr>
-                          <w:i/>
-                          <w:color w:val="4E81BC"/>
-                          <w:sz w:val="18"/>
-                          <w:u w:val="single" w:color="4E81BC"/>
-                        </w:rPr>
-                        <w:t>to</w:t>
-                      </w:r>
-                      <w:r>
-                        <w:rPr>
-                          <w:i/>
-                          <w:color w:val="4E81BC"/>
-                          <w:spacing w:val="-3"/>
-                          <w:sz w:val="18"/>
-                          <w:u w:val="single" w:color="4E81BC"/>
-                        </w:rPr>
-                        <w:t xml:space="preserve"> </w:t>
-                      </w:r>
-                      <w:r>
-                        <w:rPr>
-                          <w:i/>
-                          <w:color w:val="4E81BC"/>
-                          <w:sz w:val="18"/>
-                          <w:u w:val="single" w:color="4E81BC"/>
-                        </w:rPr>
-                        <w:t>the</w:t>
-                      </w:r>
-                      <w:r>
-                        <w:rPr>
-                          <w:i/>
-                          <w:color w:val="4E81BC"/>
-                          <w:spacing w:val="-4"/>
-                          <w:sz w:val="18"/>
-                          <w:u w:val="single" w:color="4E81BC"/>
-                        </w:rPr>
-                        <w:t xml:space="preserve"> </w:t>
-                      </w:r>
-                      <w:r>
-                        <w:rPr>
-                          <w:i/>
-                          <w:color w:val="4E81BC"/>
-                          <w:sz w:val="18"/>
-                          <w:u w:val="single" w:color="4E81BC"/>
-                        </w:rPr>
-                        <w:t>main</w:t>
-                      </w:r>
-                      <w:r>
-                        <w:rPr>
-                          <w:i/>
-                          <w:color w:val="4E81BC"/>
-                          <w:spacing w:val="-6"/>
-                          <w:sz w:val="18"/>
-                          <w:u w:val="single" w:color="4E81BC"/>
-                        </w:rPr>
-                        <w:t xml:space="preserve"> </w:t>
-                      </w:r>
-                      <w:r>
-                        <w:rPr>
-                          <w:i/>
-                          <w:color w:val="4E81BC"/>
-                          <w:sz w:val="18"/>
-                          <w:u w:val="single" w:color="4E81BC"/>
-                        </w:rPr>
-                        <w:t>study</w:t>
-                      </w:r>
-                      <w:r>
-                        <w:rPr>
-                          <w:i/>
-                          <w:color w:val="4E81BC"/>
-                          <w:spacing w:val="-2"/>
-                          <w:sz w:val="18"/>
-                          <w:u w:val="single" w:color="4E81BC"/>
-                        </w:rPr>
-                        <w:t xml:space="preserve"> </w:t>
-                      </w:r>
-                      <w:r>
-                        <w:rPr>
-                          <w:i/>
-                          <w:color w:val="4E81BC"/>
-                          <w:sz w:val="18"/>
-                          <w:u w:val="single" w:color="4E81BC"/>
-                        </w:rPr>
-                        <w:t>without</w:t>
-                      </w:r>
-                      <w:r>
-                        <w:rPr>
-                          <w:i/>
-                          <w:color w:val="4E81BC"/>
-                          <w:spacing w:val="-6"/>
-                          <w:sz w:val="18"/>
-                          <w:u w:val="single" w:color="4E81BC"/>
-                        </w:rPr>
-                        <w:t xml:space="preserve"> </w:t>
-                      </w:r>
-                      <w:r>
-                        <w:rPr>
-                          <w:i/>
-                          <w:color w:val="4E81BC"/>
-                          <w:sz w:val="18"/>
-                          <w:u w:val="single" w:color="4E81BC"/>
-                        </w:rPr>
-                        <w:t>indicating</w:t>
-                      </w:r>
-                      <w:r>
-                        <w:rPr>
-                          <w:i/>
-                          <w:color w:val="4E81BC"/>
-                          <w:spacing w:val="-5"/>
-                          <w:sz w:val="18"/>
-                          <w:u w:val="single" w:color="4E81BC"/>
-                        </w:rPr>
-                        <w:t xml:space="preserve"> </w:t>
-                      </w:r>
-                      <w:r>
-                        <w:rPr>
-                          <w:i/>
-                          <w:color w:val="4E81BC"/>
-                          <w:sz w:val="18"/>
-                          <w:u w:val="single" w:color="4E81BC"/>
-                        </w:rPr>
-                        <w:t>consent</w:t>
-                      </w:r>
-                      <w:r>
-                        <w:rPr>
-                          <w:i/>
-                          <w:color w:val="4E81BC"/>
-                          <w:spacing w:val="-9"/>
-                          <w:sz w:val="18"/>
-                          <w:u w:val="single" w:color="4E81BC"/>
-                        </w:rPr>
-                        <w:t xml:space="preserve"> </w:t>
-                      </w:r>
-                      <w:r>
-                        <w:rPr>
-                          <w:i/>
-                          <w:color w:val="4E81BC"/>
-                          <w:sz w:val="18"/>
-                          <w:u w:val="single" w:color="4E81BC"/>
-                        </w:rPr>
-                        <w:t>via</w:t>
-                      </w:r>
-                      <w:r>
-                        <w:rPr>
-                          <w:i/>
-                          <w:color w:val="4E81BC"/>
-                          <w:spacing w:val="-6"/>
-                          <w:sz w:val="18"/>
-                          <w:u w:val="single" w:color="4E81BC"/>
-                        </w:rPr>
-                        <w:t xml:space="preserve"> </w:t>
-                      </w:r>
-                      <w:r>
-                        <w:rPr>
-                          <w:i/>
-                          <w:color w:val="4E81BC"/>
-                          <w:sz w:val="18"/>
-                          <w:u w:val="single" w:color="4E81BC"/>
-                        </w:rPr>
-                        <w:t>compulsory</w:t>
-                      </w:r>
-                      <w:r>
-                        <w:rPr>
-                          <w:i/>
-                          <w:color w:val="4E81BC"/>
-                          <w:spacing w:val="-4"/>
-                          <w:sz w:val="18"/>
-                          <w:u w:val="single" w:color="4E81BC"/>
-                        </w:rPr>
-                        <w:t xml:space="preserve"> </w:t>
-                      </w:r>
-                      <w:r>
-                        <w:rPr>
-                          <w:i/>
-                          <w:color w:val="4E81BC"/>
-                          <w:sz w:val="18"/>
-                          <w:u w:val="single" w:color="4E81BC"/>
-                        </w:rPr>
-                        <w:t>tick</w:t>
-                      </w:r>
-                      <w:r>
-                        <w:rPr>
-                          <w:i/>
-                          <w:color w:val="4E81BC"/>
-                          <w:spacing w:val="-6"/>
-                          <w:sz w:val="18"/>
-                          <w:u w:val="single" w:color="4E81BC"/>
-                        </w:rPr>
-                        <w:t xml:space="preserve"> </w:t>
-                      </w:r>
-                      <w:r>
-                        <w:rPr>
-                          <w:i/>
-                          <w:color w:val="4E81BC"/>
-                          <w:sz w:val="18"/>
-                          <w:u w:val="single" w:color="4E81BC"/>
-                        </w:rPr>
-                        <w:t>box).</w:t>
-                      </w:r>
-                    </w:p>
-                  </w:txbxContent>
-                </v:textbox>
-                <w10:wrap type="topAndBottom" anchorx="page"/>
-              </v:shape>
-            </w:pict>
-          </mc:Fallback>
-        </mc:AlternateContent>
-      </w:r>
-    </w:p>
-    <w:p>
-      <w:pPr>
         <w:spacing w:before="9"/>
         <w:rPr>
           <w:b/>
           <w:sz w:val="25"/>
         </w:rPr>
       </w:pPr>
+    </w:p>
+    <w:p>
+      <w:pPr>
+        <w:pStyle w:val="NoSpacing"/>
+        <w:rPr>
+          <w:spacing w:val="-53"/>
+        </w:rPr>
+      </w:pPr>
+      <w:r>
+        <w:t>Project</w:t>
+      </w:r>
+      <w:r>
+        <w:rPr>
+          <w:spacing w:val="-4"/>
+        </w:rPr>
+        <w:t xml:space="preserve"> </w:t>
+      </w:r>
+      <w:r>
+        <w:t>title:</w:t>
+      </w:r>
+      <w:r>
+        <w:rPr>
+          <w:spacing w:val="-3"/>
+        </w:rPr>
+        <w:t xml:space="preserve"> </w:t>
+      </w:r>
+      <w:r>
+        <w:rPr>
+          <w:b/>
+          <w:bCs/>
+        </w:rPr>
+        <w:t>Affective-Drive Reinforcement Learning in Strategy Games AI for Procedural NPC Interactions</w:t>
+      </w:r>
+      <w:r>
+        <w:rPr>
+          <w:spacing w:val="-4"/>
+        </w:rPr>
+        <w:t xml:space="preserve"> </w:t>
+      </w:r>
+      <w:r>
+        <w:t>(EMS</w:t>
+      </w:r>
+      <w:r>
+        <w:rPr>
+          <w:spacing w:val="-2"/>
+        </w:rPr>
+        <w:t xml:space="preserve"> </w:t>
+      </w:r>
+      <w:r>
+        <w:t>Approval</w:t>
+      </w:r>
+      <w:r>
+        <w:rPr>
+          <w:spacing w:val="-1"/>
+        </w:rPr>
+        <w:t xml:space="preserve"> </w:t>
+      </w:r>
+      <w:r>
+        <w:t>Code)</w:t>
+      </w:r>
     </w:p>
     <w:p>
       <w:pPr>
         <w:pStyle w:val="Heading1"/>
         <w:ind w:right="6408"/>
         <w:rPr>
-          <w:color w:val="FF0000"/>
           <w:spacing w:val="-53"/>
         </w:rPr>
       </w:pPr>
-      <w:r>
-        <w:rPr>
-          <w:color w:val="FF0000"/>
-        </w:rPr>
-        <w:t>Project</w:t>
-      </w:r>
-      <w:r>
-        <w:rPr>
-          <w:color w:val="FF0000"/>
-          <w:spacing w:val="-4"/>
-        </w:rPr>
-        <w:t xml:space="preserve"> </w:t>
-      </w:r>
-      <w:r>
-        <w:rPr>
-          <w:color w:val="FF0000"/>
-        </w:rPr>
-        <w:t>title:</w:t>
-      </w:r>
-      <w:r>
-        <w:rPr>
-          <w:color w:val="FF0000"/>
+    </w:p>
+    <w:p>
+      <w:pPr>
+        <w:pStyle w:val="NoSpacing"/>
+      </w:pPr>
+      <w:r>
+        <w:t>Researcher</w:t>
+      </w:r>
+      <w:r>
+        <w:rPr>
           <w:spacing w:val="-3"/>
         </w:rPr>
         <w:t xml:space="preserve"> </w:t>
       </w:r>
       <w:r>
-        <w:rPr>
-          <w:color w:val="FF0000"/>
-        </w:rPr>
-        <w:t>Affective-Drive Reinforcement Learning in Strategy Games AI for Procedural NPC Interactions</w:t>
-      </w:r>
-      <w:r>
-        <w:rPr>
-          <w:color w:val="FF0000"/>
-          <w:spacing w:val="-4"/>
-        </w:rPr>
-        <w:t xml:space="preserve"> </w:t>
-      </w:r>
-      <w:r>
-        <w:rPr>
-          <w:color w:val="FF0000"/>
-        </w:rPr>
-        <w:t>(EMS</w:t>
-      </w:r>
-      <w:r>
-        <w:rPr>
-          <w:color w:val="FF0000"/>
-          <w:spacing w:val="-2"/>
-        </w:rPr>
-        <w:t xml:space="preserve"> </w:t>
-      </w:r>
-      <w:r>
-        <w:rPr>
-          <w:color w:val="FF0000"/>
-        </w:rPr>
-        <w:t>Approval</w:t>
-      </w:r>
-      <w:r>
-        <w:rPr>
-          <w:color w:val="FF0000"/>
-          <w:spacing w:val="-1"/>
-        </w:rPr>
-        <w:t xml:space="preserve"> </w:t>
-      </w:r>
-      <w:r>
-        <w:rPr>
-          <w:color w:val="FF0000"/>
-        </w:rPr>
-        <w:t>Code)</w:t>
-      </w:r>
-      <w:r>
-        <w:rPr>
-          <w:color w:val="FF0000"/>
-          <w:spacing w:val="-53"/>
-        </w:rPr>
-        <w:t xml:space="preserve"> </w:t>
-      </w:r>
-    </w:p>
-    <w:p>
-      <w:pPr>
-        <w:pStyle w:val="Heading1"/>
-        <w:ind w:right="6408"/>
-        <w:rPr>
-          <w:color w:val="FF0000"/>
-          <w:spacing w:val="-53"/>
-        </w:rPr>
-      </w:pPr>
-    </w:p>
-    <w:p>
-      <w:pPr>
-        <w:pStyle w:val="Heading1"/>
-        <w:ind w:right="6408"/>
-      </w:pPr>
-      <w:r>
-        <w:rPr>
-          <w:color w:val="FF0000"/>
-        </w:rPr>
-        <w:t>Researcher</w:t>
-      </w:r>
-      <w:r>
-        <w:rPr>
-          <w:color w:val="FF0000"/>
-          <w:spacing w:val="-3"/>
-        </w:rPr>
-        <w:t xml:space="preserve"> </w:t>
-      </w:r>
-      <w:r>
-        <w:rPr>
-          <w:color w:val="FF0000"/>
-        </w:rPr>
         <w:t>name(s):</w:t>
       </w:r>
       <w:r>
-        <w:rPr>
-          <w:color w:val="FF0000"/>
-        </w:rPr>
         <w:t xml:space="preserve"> Alejandro Vázquez Gómez</w:t>
       </w:r>
     </w:p>
@@ -2458,15 +327,23 @@
       <w:pPr>
         <w:pStyle w:val="BodyText"/>
         <w:ind w:left="100"/>
-      </w:pPr>
-      <w:r>
-        <w:rPr>
+        <w:rPr>
+          <w:b/>
+          <w:bCs/>
+        </w:rPr>
+      </w:pPr>
+      <w:r>
+        <w:rPr>
+          <w:b/>
+          <w:bCs/>
           <w:u w:val="single"/>
         </w:rPr>
         <w:t>What</w:t>
       </w:r>
       <w:r>
         <w:rPr>
+          <w:b/>
+          <w:bCs/>
           <w:spacing w:val="-3"/>
           <w:u w:val="single"/>
         </w:rPr>
@@ -2474,12 +351,16 @@
       </w:r>
       <w:r>
         <w:rPr>
+          <w:b/>
+          <w:bCs/>
           <w:u w:val="single"/>
         </w:rPr>
         <w:t>is</w:t>
       </w:r>
       <w:r>
         <w:rPr>
+          <w:b/>
+          <w:bCs/>
           <w:spacing w:val="-2"/>
           <w:u w:val="single"/>
         </w:rPr>
@@ -2487,12 +368,16 @@
       </w:r>
       <w:r>
         <w:rPr>
+          <w:b/>
+          <w:bCs/>
           <w:u w:val="single"/>
         </w:rPr>
         <w:t>the</w:t>
       </w:r>
       <w:r>
         <w:rPr>
+          <w:b/>
+          <w:bCs/>
           <w:spacing w:val="-2"/>
           <w:u w:val="single"/>
         </w:rPr>
@@ -2500,12 +385,16 @@
       </w:r>
       <w:r>
         <w:rPr>
+          <w:b/>
+          <w:bCs/>
           <w:u w:val="single"/>
         </w:rPr>
         <w:t>research</w:t>
       </w:r>
       <w:r>
         <w:rPr>
+          <w:b/>
+          <w:bCs/>
           <w:spacing w:val="-1"/>
           <w:u w:val="single"/>
         </w:rPr>
@@ -2513,6 +402,8 @@
       </w:r>
       <w:r>
         <w:rPr>
+          <w:b/>
+          <w:bCs/>
           <w:u w:val="single"/>
         </w:rPr>
         <w:t>about?</w:t>
@@ -2532,6 +423,7 @@
         <w:rPr>
           <w:iCs/>
           <w:sz w:val="20"/>
+          <w:lang w:val="en-GB"/>
         </w:rPr>
       </w:pPr>
       <w:r>
@@ -2539,7 +431,14 @@
           <w:iCs/>
           <w:sz w:val="20"/>
         </w:rPr>
-        <w:t>This project aims to develop an affect-driven reinforcement learning system that enables NPCs to exhibit real-time emotional adaptation, cultural evolution, and strategic decision-making in a galactic exploration game where players engage in diplomacy with alien leaders. The AI will allow alien civilizations to respond dynamically to player actions by adjusting their personality traits, diplomatic relations, and cultural norms over time, leading to more immersive and unpredictable gameplay experiences.</w:t>
+        <w:t>This project aims to develop an affect-driven reinforcement learning system that enables NPCs to exhibit real-time emotional adaptation, cultural evolution, and strategic decision-making in a galactic exploration game where players engage in diplomacy with alien leaders. The AI will allow alien civilizations to respond dynamically to player actions by adjusting their personality traits, diplomatic relations, and cultural norms over time, leading to more immersive and unpredictable gameplay experiences</w:t>
+      </w:r>
+      <w:r>
+        <w:rPr>
+          <w:iCs/>
+          <w:sz w:val="20"/>
+        </w:rPr>
+        <w:t>.</w:t>
       </w:r>
     </w:p>
     <w:p>
@@ -2558,17 +457,23 @@
         <w:spacing w:line="229" w:lineRule="exact"/>
         <w:ind w:left="100"/>
         <w:rPr>
+          <w:b/>
+          <w:bCs/>
           <w:u w:val="single"/>
         </w:rPr>
       </w:pPr>
       <w:r>
         <w:rPr>
+          <w:b/>
+          <w:bCs/>
           <w:u w:val="single"/>
         </w:rPr>
         <w:t>Do</w:t>
       </w:r>
       <w:r>
         <w:rPr>
+          <w:b/>
+          <w:bCs/>
           <w:spacing w:val="-3"/>
           <w:u w:val="single"/>
         </w:rPr>
@@ -2576,12 +481,16 @@
       </w:r>
       <w:r>
         <w:rPr>
+          <w:b/>
+          <w:bCs/>
           <w:u w:val="single"/>
         </w:rPr>
         <w:t>I</w:t>
       </w:r>
       <w:r>
         <w:rPr>
+          <w:b/>
+          <w:bCs/>
           <w:spacing w:val="-2"/>
           <w:u w:val="single"/>
         </w:rPr>
@@ -2589,12 +498,16 @@
       </w:r>
       <w:r>
         <w:rPr>
+          <w:b/>
+          <w:bCs/>
           <w:u w:val="single"/>
         </w:rPr>
         <w:t>have</w:t>
       </w:r>
       <w:r>
         <w:rPr>
+          <w:b/>
+          <w:bCs/>
           <w:spacing w:val="-2"/>
           <w:u w:val="single"/>
         </w:rPr>
@@ -2602,12 +515,16 @@
       </w:r>
       <w:r>
         <w:rPr>
+          <w:b/>
+          <w:bCs/>
           <w:u w:val="single"/>
         </w:rPr>
         <w:t>to</w:t>
       </w:r>
       <w:r>
         <w:rPr>
+          <w:b/>
+          <w:bCs/>
           <w:spacing w:val="-1"/>
           <w:u w:val="single"/>
         </w:rPr>
@@ -2615,6 +532,8 @@
       </w:r>
       <w:r>
         <w:rPr>
+          <w:b/>
+          <w:bCs/>
           <w:u w:val="single"/>
         </w:rPr>
         <w:t>take part?</w:t>
@@ -2631,33 +550,60 @@
       <w:pPr>
         <w:pStyle w:val="BodyText"/>
         <w:ind w:left="100" w:right="208"/>
+        <w:rPr>
+          <w:lang w:val="en-GB"/>
+        </w:rPr>
       </w:pPr>
       <w:r>
         <w:t>Participation in this study is entirely voluntary. It is up to you to decide whether or not to take part. If you choose to participate, you are free to withdraw from the study at any time, without giving a reason and without any consequences.</w:t>
+      </w:r>
+      <w:r>
+        <w:rPr>
+          <w:lang w:val="en-GB"/>
+        </w:rPr>
+        <w:t> </w:t>
       </w:r>
     </w:p>
     <w:p>
       <w:pPr>
         <w:pStyle w:val="BodyText"/>
         <w:ind w:left="100" w:right="208"/>
-      </w:pPr>
+        <w:rPr>
+          <w:lang w:val="en-GB"/>
+        </w:rPr>
+      </w:pPr>
+      <w:r>
+        <w:rPr>
+          <w:lang w:val="en-GB"/>
+        </w:rPr>
+        <w:t> </w:t>
+      </w:r>
     </w:p>
     <w:p>
       <w:pPr>
         <w:pStyle w:val="BodyText"/>
         <w:ind w:left="100" w:right="208"/>
-      </w:pPr>
-      <w:r>
-        <w:t>Your decision whether or not to participate will not affect any current or future relationship with the researcher or Abertay University</w:t>
-      </w:r>
-      <w:r>
-        <w:t>.</w:t>
+        <w:rPr>
+          <w:lang w:val="en-GB"/>
+        </w:rPr>
+      </w:pPr>
+      <w:r>
+        <w:t>Your decision whether or not to participate will not affect any current or future relationship with the researcher or Abertay University.</w:t>
+      </w:r>
+      <w:r>
+        <w:rPr>
+          <w:lang w:val="en-GB"/>
+        </w:rPr>
+        <w:t> </w:t>
       </w:r>
     </w:p>
     <w:p>
       <w:pPr>
         <w:pStyle w:val="BodyText"/>
         <w:ind w:left="100" w:right="208"/>
+        <w:rPr>
+          <w:lang w:val="en-GB"/>
+        </w:rPr>
       </w:pPr>
     </w:p>
     <w:p>
@@ -2666,20 +612,18 @@
         <w:spacing w:line="229" w:lineRule="exact"/>
         <w:ind w:left="100"/>
         <w:rPr>
+          <w:b/>
+          <w:bCs/>
           <w:u w:val="single"/>
         </w:rPr>
       </w:pPr>
       <w:r>
         <w:rPr>
+          <w:b/>
+          <w:bCs/>
           <w:u w:val="single"/>
         </w:rPr>
-        <w:t>Why have I been invited</w:t>
-      </w:r>
-      <w:r>
-        <w:rPr>
-          <w:u w:val="single"/>
-        </w:rPr>
-        <w:t>?</w:t>
+        <w:t>Why have I been invited?</w:t>
       </w:r>
     </w:p>
     <w:p>
@@ -2713,15 +657,23 @@
       <w:pPr>
         <w:pStyle w:val="BodyText"/>
         <w:ind w:left="100"/>
-      </w:pPr>
-      <w:r>
-        <w:rPr>
+        <w:rPr>
+          <w:b/>
+          <w:bCs/>
+        </w:rPr>
+      </w:pPr>
+      <w:r>
+        <w:rPr>
+          <w:b/>
+          <w:bCs/>
           <w:u w:val="single"/>
         </w:rPr>
         <w:t>What</w:t>
       </w:r>
       <w:r>
         <w:rPr>
+          <w:b/>
+          <w:bCs/>
           <w:spacing w:val="-3"/>
           <w:u w:val="single"/>
         </w:rPr>
@@ -2729,12 +681,16 @@
       </w:r>
       <w:r>
         <w:rPr>
+          <w:b/>
+          <w:bCs/>
           <w:u w:val="single"/>
         </w:rPr>
         <w:t>will I</w:t>
       </w:r>
       <w:r>
         <w:rPr>
+          <w:b/>
+          <w:bCs/>
           <w:spacing w:val="-2"/>
           <w:u w:val="single"/>
         </w:rPr>
@@ -2742,12 +698,16 @@
       </w:r>
       <w:r>
         <w:rPr>
+          <w:b/>
+          <w:bCs/>
           <w:u w:val="single"/>
         </w:rPr>
         <w:t>be</w:t>
       </w:r>
       <w:r>
         <w:rPr>
+          <w:b/>
+          <w:bCs/>
           <w:spacing w:val="-2"/>
           <w:u w:val="single"/>
         </w:rPr>
@@ -2755,12 +715,16 @@
       </w:r>
       <w:r>
         <w:rPr>
+          <w:b/>
+          <w:bCs/>
           <w:u w:val="single"/>
         </w:rPr>
         <w:t>required to</w:t>
       </w:r>
       <w:r>
         <w:rPr>
+          <w:b/>
+          <w:bCs/>
           <w:spacing w:val="-1"/>
           <w:u w:val="single"/>
         </w:rPr>
@@ -2768,6 +732,8 @@
       </w:r>
       <w:r>
         <w:rPr>
+          <w:b/>
+          <w:bCs/>
           <w:u w:val="single"/>
         </w:rPr>
         <w:t>do?</w:t>
@@ -2785,11 +751,10 @@
     </w:p>
     <w:p>
       <w:pPr>
-        <w:spacing w:before="1"/>
-        <w:ind w:left="100" w:right="208"/>
         <w:rPr>
           <w:iCs/>
           <w:sz w:val="20"/>
+          <w:lang w:val="en-GB"/>
         </w:rPr>
       </w:pPr>
       <w:r>
@@ -2799,62 +764,75 @@
         </w:rPr>
         <w:t>If you agree to take part:</w:t>
       </w:r>
-    </w:p>
-    <w:p>
-      <w:pPr>
-        <w:spacing w:before="1"/>
-        <w:ind w:left="100" w:right="208"/>
+      <w:r>
         <w:rPr>
           <w:iCs/>
           <w:sz w:val="20"/>
-        </w:rPr>
-      </w:pPr>
+          <w:lang w:val="en-GB"/>
+        </w:rPr>
+        <w:t> </w:t>
+      </w:r>
+    </w:p>
+    <w:p>
+      <w:pPr>
+        <w:rPr>
+          <w:iCs/>
+          <w:sz w:val="20"/>
+          <w:lang w:val="en-GB"/>
+        </w:rPr>
+      </w:pPr>
+      <w:r>
+        <w:rPr>
+          <w:iCs/>
+          <w:sz w:val="20"/>
+          <w:lang w:val="en-GB"/>
+        </w:rPr>
+        <w:t> </w:t>
+      </w:r>
     </w:p>
     <w:p>
       <w:pPr>
         <w:pStyle w:val="ListParagraph"/>
         <w:numPr>
           <w:ilvl w:val="0"/>
-          <w:numId w:val="3"/>
+          <w:numId w:val="8"/>
         </w:numPr>
-        <w:spacing w:before="1"/>
-        <w:ind w:right="208"/>
         <w:rPr>
           <w:iCs/>
           <w:sz w:val="20"/>
+          <w:lang w:val="en-GB"/>
         </w:rPr>
       </w:pPr>
       <w:r>
         <w:rPr>
           <w:iCs/>
           <w:sz w:val="20"/>
-        </w:rPr>
-        <w:t>You will play a short scenario of a galactic diplomacy game where you engage in a conversation with seven alien leaders.</w:t>
+          <w:lang w:val="en-GB"/>
+        </w:rPr>
+        <w:t>You will be sent a ZIP file containing the game and a separate document with instructions on how to install, play, and complete the follow-up survey.</w:t>
       </w:r>
     </w:p>
     <w:p>
       <w:pPr>
         <w:pStyle w:val="ListParagraph"/>
-        <w:spacing w:before="1"/>
-        <w:ind w:right="208" w:firstLine="0"/>
+        <w:ind w:left="720" w:firstLine="0"/>
         <w:rPr>
           <w:iCs/>
           <w:sz w:val="20"/>
-        </w:rPr>
-      </w:pPr>
-    </w:p>
-    <w:p>
-      <w:pPr>
-        <w:pStyle w:val="ListParagraph"/>
+          <w:lang w:val="en-GB"/>
+        </w:rPr>
+      </w:pPr>
+    </w:p>
+    <w:p>
+      <w:pPr>
         <w:numPr>
           <w:ilvl w:val="0"/>
-          <w:numId w:val="3"/>
+          <w:numId w:val="4"/>
         </w:numPr>
-        <w:spacing w:before="1"/>
-        <w:ind w:right="208"/>
         <w:rPr>
           <w:iCs/>
           <w:sz w:val="20"/>
+          <w:lang w:val="en-GB"/>
         </w:rPr>
       </w:pPr>
       <w:r>
@@ -2862,30 +840,58 @@
           <w:iCs/>
           <w:sz w:val="20"/>
         </w:rPr>
-        <w:t>After each interaction, you will be asked to complete a short survey (approx. 5-10 minutes) about how you perceived the alien leader, including questions about how realistic or engaging the conversation felt, how you felt emotionally, and how you rated the personality of the alien leader.</w:t>
-      </w:r>
-    </w:p>
-    <w:p>
-      <w:pPr>
-        <w:pStyle w:val="ListParagraph"/>
+        <w:t xml:space="preserve">You will play a short scenario of a galactic diplomacy game where you engage in a conversation with </w:t>
+      </w:r>
+      <w:r>
         <w:rPr>
           <w:iCs/>
           <w:sz w:val="20"/>
         </w:rPr>
-      </w:pPr>
-    </w:p>
-    <w:p>
-      <w:pPr>
-        <w:pStyle w:val="ListParagraph"/>
+        <w:t>three</w:t>
+      </w:r>
+      <w:r>
+        <w:rPr>
+          <w:iCs/>
+          <w:sz w:val="20"/>
+        </w:rPr>
+        <w:t xml:space="preserve"> alien leaders.</w:t>
+      </w:r>
+      <w:r>
+        <w:rPr>
+          <w:iCs/>
+          <w:sz w:val="20"/>
+          <w:lang w:val="en-GB"/>
+        </w:rPr>
+        <w:t> </w:t>
+      </w:r>
+    </w:p>
+    <w:p>
+      <w:pPr>
+        <w:rPr>
+          <w:iCs/>
+          <w:sz w:val="20"/>
+          <w:lang w:val="en-GB"/>
+        </w:rPr>
+      </w:pPr>
+      <w:r>
+        <w:rPr>
+          <w:iCs/>
+          <w:sz w:val="20"/>
+          <w:lang w:val="en-GB"/>
+        </w:rPr>
+        <w:t> </w:t>
+      </w:r>
+    </w:p>
+    <w:p>
+      <w:pPr>
         <w:numPr>
           <w:ilvl w:val="0"/>
-          <w:numId w:val="3"/>
+          <w:numId w:val="5"/>
         </w:numPr>
-        <w:spacing w:before="1"/>
-        <w:ind w:right="208"/>
         <w:rPr>
           <w:iCs/>
           <w:sz w:val="20"/>
+          <w:lang w:val="en-GB"/>
         </w:rPr>
       </w:pPr>
       <w:r>
@@ -2893,30 +899,65 @@
           <w:iCs/>
           <w:sz w:val="20"/>
         </w:rPr>
-        <w:t>The entire session (game plus survey) will take approximately 30-45 minutes.</w:t>
-      </w:r>
-    </w:p>
-    <w:p>
-      <w:pPr>
-        <w:pStyle w:val="ListParagraph"/>
+        <w:t xml:space="preserve">After </w:t>
+      </w:r>
+      <w:r>
         <w:rPr>
           <w:iCs/>
           <w:sz w:val="20"/>
         </w:rPr>
-      </w:pPr>
-    </w:p>
-    <w:p>
-      <w:pPr>
-        <w:pStyle w:val="ListParagraph"/>
+        <w:t>completing the game, you will be asked to fill out a short survey online. Instructions and the survey link will be included in the same instruction document</w:t>
+      </w:r>
+      <w:r>
+        <w:rPr>
+          <w:iCs/>
+          <w:sz w:val="20"/>
+        </w:rPr>
+        <w:t>.</w:t>
+      </w:r>
+      <w:r>
+        <w:rPr>
+          <w:iCs/>
+          <w:sz w:val="20"/>
+        </w:rPr>
+        <w:t xml:space="preserve"> This survey will ask about your perceptions of the aliens’ personalities, the emotional quality of interactions, and your gaming background.</w:t>
+      </w:r>
+      <w:r>
+        <w:rPr>
+          <w:iCs/>
+          <w:sz w:val="20"/>
+          <w:lang w:val="en-GB"/>
+        </w:rPr>
+        <w:t> </w:t>
+      </w:r>
+    </w:p>
+    <w:p>
+      <w:pPr>
+        <w:rPr>
+          <w:iCs/>
+          <w:sz w:val="20"/>
+          <w:lang w:val="en-GB"/>
+        </w:rPr>
+      </w:pPr>
+      <w:r>
+        <w:rPr>
+          <w:iCs/>
+          <w:sz w:val="20"/>
+          <w:lang w:val="en-GB"/>
+        </w:rPr>
+        <w:t> </w:t>
+      </w:r>
+    </w:p>
+    <w:p>
+      <w:pPr>
         <w:numPr>
           <w:ilvl w:val="0"/>
-          <w:numId w:val="3"/>
+          <w:numId w:val="6"/>
         </w:numPr>
-        <w:spacing w:before="1"/>
-        <w:ind w:right="208"/>
         <w:rPr>
           <w:iCs/>
           <w:sz w:val="20"/>
+          <w:lang w:val="en-GB"/>
         </w:rPr>
       </w:pPr>
       <w:r>
@@ -2924,33 +965,102 @@
           <w:iCs/>
           <w:sz w:val="20"/>
         </w:rPr>
+        <w:t>The entire session (game plus survey) will take approximately 30-45 minutes.</w:t>
+      </w:r>
+      <w:r>
+        <w:rPr>
+          <w:iCs/>
+          <w:sz w:val="20"/>
+          <w:lang w:val="en-GB"/>
+        </w:rPr>
+        <w:t> </w:t>
+      </w:r>
+    </w:p>
+    <w:p>
+      <w:pPr>
+        <w:rPr>
+          <w:iCs/>
+          <w:sz w:val="20"/>
+          <w:lang w:val="en-GB"/>
+        </w:rPr>
+      </w:pPr>
+      <w:r>
+        <w:rPr>
+          <w:iCs/>
+          <w:sz w:val="20"/>
+          <w:lang w:val="en-GB"/>
+        </w:rPr>
+        <w:t> </w:t>
+      </w:r>
+    </w:p>
+    <w:p>
+      <w:pPr>
+        <w:numPr>
+          <w:ilvl w:val="0"/>
+          <w:numId w:val="7"/>
+        </w:numPr>
+        <w:rPr>
+          <w:iCs/>
+          <w:sz w:val="20"/>
+          <w:lang w:val="en-GB"/>
+        </w:rPr>
+      </w:pPr>
+      <w:r>
+        <w:rPr>
+          <w:iCs/>
+          <w:sz w:val="20"/>
+        </w:rPr>
         <w:t>There are no right or wrong answers. You can skip any question you are not comfortable answering.</w:t>
       </w:r>
     </w:p>
     <w:p>
       <w:pPr>
         <w:rPr>
-          <w:i/>
-          <w:sz w:val="20"/>
-        </w:rPr>
-      </w:pPr>
+          <w:iCs/>
+          <w:sz w:val="20"/>
+          <w:lang w:val="en-GB"/>
+        </w:rPr>
+      </w:pPr>
+    </w:p>
+    <w:p>
+      <w:pPr>
+        <w:rPr>
+          <w:iCs/>
+          <w:sz w:val="20"/>
+          <w:lang w:val="en-GB"/>
+        </w:rPr>
+      </w:pPr>
+      <w:r>
+        <w:rPr>
+          <w:iCs/>
+          <w:sz w:val="20"/>
+          <w:lang w:val="en-GB"/>
+        </w:rPr>
+        <w:t> </w:t>
+      </w:r>
     </w:p>
     <w:p>
       <w:pPr>
         <w:pStyle w:val="BodyText"/>
         <w:ind w:left="100"/>
         <w:rPr>
+          <w:b/>
+          <w:bCs/>
           <w:u w:val="single"/>
         </w:rPr>
       </w:pPr>
       <w:r>
         <w:rPr>
+          <w:b/>
+          <w:bCs/>
           <w:u w:val="single"/>
         </w:rPr>
         <w:t>How</w:t>
       </w:r>
       <w:r>
         <w:rPr>
+          <w:b/>
+          <w:bCs/>
           <w:spacing w:val="-3"/>
           <w:u w:val="single"/>
         </w:rPr>
@@ -2958,12 +1068,16 @@
       </w:r>
       <w:r>
         <w:rPr>
+          <w:b/>
+          <w:bCs/>
           <w:u w:val="single"/>
         </w:rPr>
         <w:t>will</w:t>
       </w:r>
       <w:r>
         <w:rPr>
+          <w:b/>
+          <w:bCs/>
           <w:spacing w:val="-3"/>
           <w:u w:val="single"/>
         </w:rPr>
@@ -2971,12 +1085,16 @@
       </w:r>
       <w:r>
         <w:rPr>
+          <w:b/>
+          <w:bCs/>
           <w:u w:val="single"/>
         </w:rPr>
         <w:t>you handle</w:t>
       </w:r>
       <w:r>
         <w:rPr>
+          <w:b/>
+          <w:bCs/>
           <w:spacing w:val="-2"/>
           <w:u w:val="single"/>
         </w:rPr>
@@ -2984,12 +1102,16 @@
       </w:r>
       <w:r>
         <w:rPr>
+          <w:b/>
+          <w:bCs/>
           <w:u w:val="single"/>
         </w:rPr>
         <w:t>my</w:t>
       </w:r>
       <w:r>
         <w:rPr>
+          <w:b/>
+          <w:bCs/>
           <w:spacing w:val="-1"/>
           <w:u w:val="single"/>
         </w:rPr>
@@ -2997,6 +1119,8 @@
       </w:r>
       <w:r>
         <w:rPr>
+          <w:b/>
+          <w:bCs/>
           <w:u w:val="single"/>
         </w:rPr>
         <w:t>data?</w:t>
@@ -3012,37 +1136,67 @@
       <w:pPr>
         <w:pStyle w:val="BodyText"/>
         <w:ind w:left="100" w:right="208"/>
-      </w:pPr>
-      <w:r>
-        <w:t xml:space="preserve">Your </w:t>
-      </w:r>
-      <w:r>
-        <w:t xml:space="preserve">responses will be fully anonymized. We will not collect any personally identifiable information such as </w:t>
-      </w:r>
-      <w:r>
-        <w:t>your name, contact details, or any information that could identify you as an individual.</w:t>
+        <w:rPr>
+          <w:lang w:val="en-GB"/>
+        </w:rPr>
+      </w:pPr>
+      <w:r>
+        <w:t>Your responses will be fully anonymized at the earliest opportunity and handled in accordance with data protection regulations. We will not collect any personally identifiable information such as your name, contact details, or any information that could identify you as an individual.</w:t>
+      </w:r>
+      <w:r>
+        <w:rPr>
+          <w:lang w:val="en-GB"/>
+        </w:rPr>
+        <w:t> </w:t>
       </w:r>
     </w:p>
     <w:p>
       <w:pPr>
         <w:pStyle w:val="BodyText"/>
         <w:ind w:left="100" w:right="208"/>
-      </w:pPr>
+        <w:rPr>
+          <w:lang w:val="en-GB"/>
+        </w:rPr>
+      </w:pPr>
+      <w:r>
+        <w:rPr>
+          <w:lang w:val="en-GB"/>
+        </w:rPr>
+        <w:t> </w:t>
+      </w:r>
     </w:p>
     <w:p>
       <w:pPr>
         <w:pStyle w:val="BodyText"/>
         <w:ind w:left="100" w:right="208"/>
+        <w:rPr>
+          <w:lang w:val="en-GB"/>
+        </w:rPr>
       </w:pPr>
       <w:r>
         <w:t>Your answers will only be used for academic purposes, including analysis to improve the AI model and reporting results in publications or presentations. No individual participant will be identified in any report.</w:t>
+      </w:r>
+      <w:r>
+        <w:rPr>
+          <w:lang w:val="en-GB"/>
+        </w:rPr>
+        <w:t> </w:t>
       </w:r>
     </w:p>
     <w:p>
       <w:pPr>
         <w:pStyle w:val="BodyText"/>
         <w:ind w:left="100" w:right="208"/>
-      </w:pPr>
+        <w:rPr>
+          <w:lang w:val="en-GB"/>
+        </w:rPr>
+      </w:pPr>
+      <w:r>
+        <w:rPr>
+          <w:lang w:val="en-GB"/>
+        </w:rPr>
+        <w:t> </w:t>
+      </w:r>
     </w:p>
     <w:p>
       <w:pPr>
@@ -3050,19 +1204,7 @@
         <w:ind w:left="100" w:right="208"/>
       </w:pPr>
       <w:r>
-        <w:t xml:space="preserve">All data will be securely stored on encrypted </w:t>
-      </w:r>
-      <w:r>
-        <w:t>drives</w:t>
-      </w:r>
-      <w:r>
-        <w:t xml:space="preserve">, accessible only to the researchers and project supervisors. Data will </w:t>
-      </w:r>
-      <w:r>
-        <w:t>be retained for up to 10 years for research verification, but will remain anonymous</w:t>
-      </w:r>
-      <w:r>
-        <w:t>.</w:t>
+        <w:t>All data will be securely stored on protected drives (Abertay OneDrive), accessible only to the researchers and project supervisors.</w:t>
       </w:r>
     </w:p>
     <w:p>
@@ -3075,29 +1217,57 @@
       <w:pPr>
         <w:pStyle w:val="BodyText"/>
         <w:ind w:left="100" w:right="208"/>
-      </w:pPr>
-      <w:r>
-        <w:t>Abertay University acts as the</w:t>
-      </w:r>
-      <w:r>
-        <w:t xml:space="preserve"> Data Controller</w:t>
-      </w:r>
-      <w:r>
-        <w:rPr>
-          <w:spacing w:val="1"/>
-        </w:rPr>
-        <w:t xml:space="preserve"> </w:t>
-      </w:r>
-      <w:r>
-        <w:rPr>
-          <w:spacing w:val="1"/>
-        </w:rPr>
-        <w:t xml:space="preserve">for this project. If you have any questions about how your data will be used or your rights under data protection law, you can contact the Data Protection Officer at </w:t>
-      </w:r>
-      <w:hyperlink r:id="rId6" w:history="1">
+        <w:rPr>
+          <w:lang w:val="en-GB"/>
+        </w:rPr>
+      </w:pPr>
+      <w:r>
+        <w:t xml:space="preserve">The gameplay Dialogue (i.e., the conversation text between you and the alien leader) will be logged and saved </w:t>
+      </w:r>
+      <w:r>
+        <w:lastRenderedPageBreak/>
+        <w:t xml:space="preserve">for analysis. These logs will not contain any personally </w:t>
+      </w:r>
+      <w:proofErr w:type="spellStart"/>
+      <w:r>
+        <w:t>indetifiable</w:t>
+      </w:r>
+      <w:proofErr w:type="spellEnd"/>
+      <w:r>
+        <w:t xml:space="preserve"> information. Filters are in place to prevent users from entering such data. All gameplay logs and survey data will be anonymized at the earliest opportunity and stored securely on Abertay-managed OneDrive storage.</w:t>
+      </w:r>
+    </w:p>
+    <w:p>
+      <w:pPr>
+        <w:pStyle w:val="BodyText"/>
+        <w:ind w:left="100" w:right="208"/>
+        <w:rPr>
+          <w:lang w:val="en-GB"/>
+        </w:rPr>
+      </w:pPr>
+      <w:r>
+        <w:rPr>
+          <w:lang w:val="en-GB"/>
+        </w:rPr>
+        <w:t> </w:t>
+      </w:r>
+    </w:p>
+    <w:p>
+      <w:pPr>
+        <w:pStyle w:val="BodyText"/>
+        <w:ind w:left="100" w:right="208"/>
+        <w:rPr>
+          <w:lang w:val="en-GB"/>
+        </w:rPr>
+      </w:pPr>
+      <w:r>
+        <w:t xml:space="preserve">Abertay University acts as the Data Controller for this project. If you have any questions about how your data will be used or your rights under data protection law, you can contact the Data Protection Officer at </w:t>
+      </w:r>
+      <w:hyperlink r:id="rId6" w:tgtFrame="_blank" w:history="1">
         <w:r>
           <w:rPr>
             <w:rStyle w:val="Hyperlink"/>
+            <w:u w:val="none"/>
           </w:rPr>
           <w:t>DataProtectionOfficer@abertay.ac.uk</w:t>
         </w:r>
@@ -3105,6 +1275,75 @@
       <w:r>
         <w:t>.</w:t>
       </w:r>
+      <w:r>
+        <w:rPr>
+          <w:lang w:val="en-GB"/>
+        </w:rPr>
+        <w:t> </w:t>
+      </w:r>
+    </w:p>
+    <w:p>
+      <w:pPr>
+        <w:pStyle w:val="BodyText"/>
+        <w:ind w:left="100" w:right="208"/>
+        <w:rPr>
+          <w:lang w:val="en-GB"/>
+        </w:rPr>
+      </w:pPr>
+    </w:p>
+    <w:p>
+      <w:pPr>
+        <w:pStyle w:val="BodyText"/>
+        <w:ind w:left="100" w:right="208"/>
+        <w:rPr>
+          <w:b/>
+          <w:bCs/>
+          <w:u w:val="single"/>
+        </w:rPr>
+      </w:pPr>
+      <w:r>
+        <w:rPr>
+          <w:b/>
+          <w:bCs/>
+          <w:u w:val="single"/>
+        </w:rPr>
+        <w:t>Retention of research data</w:t>
+      </w:r>
+    </w:p>
+    <w:p>
+      <w:pPr>
+        <w:pStyle w:val="BodyText"/>
+        <w:ind w:left="100" w:right="208"/>
+        <w:rPr>
+          <w:lang w:val="en-GB"/>
+        </w:rPr>
+      </w:pPr>
+    </w:p>
+    <w:p>
+      <w:pPr>
+        <w:pStyle w:val="BodyText"/>
+        <w:ind w:left="100" w:right="208"/>
+        <w:rPr>
+          <w:lang w:val="es-ES"/>
+        </w:rPr>
+      </w:pPr>
+      <w:r>
+        <w:t xml:space="preserve">Researchers are obliged to retain research data for up to 10 years’ post-publication, however your </w:t>
+      </w:r>
+      <w:proofErr w:type="spellStart"/>
+      <w:r>
+        <w:t>anonymised</w:t>
+      </w:r>
+      <w:proofErr w:type="spellEnd"/>
+      <w:r>
+        <w:t xml:space="preserve"> research data may be retained indefinitely (e.g., so that researchers engage in open research, and other researchers can access their data to confirm the conclusions of published work). Consistent with our data retention</w:t>
+      </w:r>
+      <w:r>
+        <w:rPr>
+          <w:lang w:val="es-ES"/>
+        </w:rPr>
+        <w:t> </w:t>
+      </w:r>
     </w:p>
     <w:p>
       <w:pPr>
@@ -3118,20 +1357,18 @@
         <w:spacing w:line="229" w:lineRule="exact"/>
         <w:ind w:left="100"/>
         <w:rPr>
+          <w:b/>
+          <w:bCs/>
           <w:u w:val="single"/>
         </w:rPr>
       </w:pPr>
       <w:r>
         <w:rPr>
+          <w:b/>
+          <w:bCs/>
           <w:u w:val="single"/>
         </w:rPr>
-        <w:t>What are the possible benefits of taking part</w:t>
-      </w:r>
-      <w:r>
-        <w:rPr>
-          <w:u w:val="single"/>
-        </w:rPr>
-        <w:t>?</w:t>
+        <w:t>What are the possible benefits of taking part?</w:t>
       </w:r>
     </w:p>
     <w:p>
@@ -3147,17 +1384,10 @@
     <w:p>
       <w:pPr>
         <w:pStyle w:val="BodyText"/>
-        <w:spacing w:line="229" w:lineRule="exact"/>
-        <w:ind w:left="100"/>
-        <w:rPr>
-          <w:u w:val="single"/>
-        </w:rPr>
-      </w:pPr>
-      <w:r>
-        <w:t>Al</w:t>
-      </w:r>
-      <w:r>
-        <w:t>though there are no direct personal benefits, your participation will help advance research into artificial intelligence and interactive storytelling in video games. Your feedback will contribute to developing more emotionally adaptive and engaging NPC characters in future games.</w:t>
+        <w:ind w:left="100" w:right="208"/>
+      </w:pPr>
+      <w:r>
+        <w:t>Although there are no direct personal benefits, your participation will help advance research into artificial intelligence and interactive storytelling in video games. Your feedback will contribute to developing more emotionally adaptive and engaging NPC characters in future games.</w:t>
       </w:r>
     </w:p>
     <w:p>
@@ -3172,20 +1402,18 @@
         <w:spacing w:line="229" w:lineRule="exact"/>
         <w:ind w:left="100"/>
         <w:rPr>
+          <w:b/>
+          <w:bCs/>
           <w:u w:val="single"/>
         </w:rPr>
       </w:pPr>
       <w:r>
         <w:rPr>
+          <w:b/>
+          <w:bCs/>
           <w:u w:val="single"/>
         </w:rPr>
-        <w:t>What are the possible disadvantages or risks</w:t>
-      </w:r>
-      <w:r>
-        <w:rPr>
-          <w:u w:val="single"/>
-        </w:rPr>
-        <w:t>?</w:t>
+        <w:t>What are the possible disadvantages or risks?</w:t>
       </w:r>
     </w:p>
     <w:p>
@@ -3201,11 +1429,7 @@
     <w:p>
       <w:pPr>
         <w:pStyle w:val="BodyText"/>
-        <w:spacing w:line="229" w:lineRule="exact"/>
-        <w:ind w:left="100"/>
-        <w:rPr>
-          <w:u w:val="single"/>
-        </w:rPr>
+        <w:ind w:left="100" w:right="208"/>
       </w:pPr>
       <w:r>
         <w:t>There are no anticipated risks associated with participation in this study. The topics in the game are fictional and focused on diplomacy and cultural exchange with imaginary alien civilizations. However, if you feel any discomfort during the interactions, you are free to stop at any time.</w:t>
@@ -3213,8 +1437,11 @@
     </w:p>
     <w:p>
       <w:pPr>
-        <w:pStyle w:val="BodyText"/>
-        <w:ind w:left="100" w:right="208"/>
+        <w:rPr>
+          <w:i/>
+          <w:color w:val="4F81BC"/>
+          <w:sz w:val="20"/>
+        </w:rPr>
       </w:pPr>
     </w:p>
     <w:p>
@@ -3223,546 +1450,23 @@
         <w:spacing w:line="229" w:lineRule="exact"/>
         <w:ind w:left="100"/>
         <w:rPr>
+          <w:b/>
+          <w:bCs/>
           <w:u w:val="single"/>
         </w:rPr>
       </w:pPr>
       <w:r>
         <w:rPr>
+          <w:b/>
+          <w:bCs/>
           <w:u w:val="single"/>
         </w:rPr>
-        <w:t>Will my taking part in this project be kept confidential</w:t>
-      </w:r>
-      <w:r>
-        <w:rPr>
-          <w:u w:val="single"/>
-        </w:rPr>
-        <w:t>?</w:t>
-      </w:r>
-    </w:p>
-    <w:p>
-      <w:pPr>
-        <w:pStyle w:val="BodyText"/>
-        <w:ind w:left="100" w:right="208"/>
-      </w:pPr>
-    </w:p>
-    <w:p>
-      <w:pPr>
-        <w:pStyle w:val="BodyText"/>
-        <w:ind w:left="100" w:right="208"/>
-      </w:pPr>
-      <w:r>
-        <w:t>Yes. Your participation is entirely confidential. No information that could identify you will be recorded or disclosed. The data you provide will be anonymized and will only be used for research purposes.</w:t>
-      </w:r>
-    </w:p>
-    <w:p>
-      <w:pPr>
-        <w:spacing w:before="1"/>
-        <w:rPr>
-          <w:i/>
-          <w:sz w:val="20"/>
-        </w:rPr>
-      </w:pPr>
-    </w:p>
-    <w:p>
-      <w:pPr>
-        <w:pStyle w:val="BodyText"/>
-        <w:ind w:left="100"/>
-        <w:rPr>
-          <w:u w:val="single"/>
-        </w:rPr>
-      </w:pPr>
-      <w:r>
-        <w:rPr>
-          <w:u w:val="single"/>
-        </w:rPr>
-        <w:t>Retention</w:t>
-      </w:r>
-      <w:r>
-        <w:rPr>
-          <w:spacing w:val="-4"/>
-          <w:u w:val="single"/>
-        </w:rPr>
-        <w:t xml:space="preserve"> </w:t>
-      </w:r>
-      <w:r>
-        <w:rPr>
-          <w:u w:val="single"/>
-        </w:rPr>
-        <w:t>of</w:t>
-      </w:r>
-      <w:r>
-        <w:rPr>
-          <w:spacing w:val="-1"/>
-          <w:u w:val="single"/>
-        </w:rPr>
-        <w:t xml:space="preserve"> </w:t>
-      </w:r>
-      <w:r>
-        <w:rPr>
-          <w:u w:val="single"/>
-        </w:rPr>
-        <w:t>research</w:t>
-      </w:r>
-      <w:r>
-        <w:rPr>
-          <w:spacing w:val="-4"/>
-          <w:u w:val="single"/>
-        </w:rPr>
-        <w:t xml:space="preserve"> </w:t>
-      </w:r>
-      <w:r>
-        <w:rPr>
-          <w:u w:val="single"/>
-        </w:rPr>
-        <w:t>data</w:t>
-      </w:r>
-    </w:p>
-    <w:p>
-      <w:pPr>
-        <w:pStyle w:val="BodyText"/>
-        <w:ind w:left="100"/>
-      </w:pPr>
-    </w:p>
-    <w:p>
-      <w:pPr>
-        <w:pStyle w:val="BodyText"/>
-        <w:ind w:left="100" w:right="127"/>
-      </w:pPr>
-      <w:r>
-        <w:t>Researchers are obliged to retain research data for up to 10 years’ post-publication, however your anonymised</w:t>
-      </w:r>
-      <w:r>
-        <w:rPr>
-          <w:spacing w:val="1"/>
-        </w:rPr>
-        <w:t xml:space="preserve"> </w:t>
-      </w:r>
-      <w:r>
-        <w:t xml:space="preserve">research data may be retained indefinitely (e.g., so that researchers engage in open </w:t>
-      </w:r>
-      <w:r>
-        <w:t>research,</w:t>
-      </w:r>
-      <w:r>
-        <w:t xml:space="preserve"> and other</w:t>
-      </w:r>
-      <w:r>
-        <w:rPr>
-          <w:spacing w:val="1"/>
-        </w:rPr>
-        <w:t xml:space="preserve"> </w:t>
-      </w:r>
-      <w:r>
-        <w:t>researchers</w:t>
-      </w:r>
-      <w:r>
-        <w:rPr>
-          <w:spacing w:val="-2"/>
-        </w:rPr>
-        <w:t xml:space="preserve"> </w:t>
-      </w:r>
-      <w:r>
-        <w:t>can</w:t>
-      </w:r>
-      <w:r>
-        <w:rPr>
-          <w:spacing w:val="-3"/>
-        </w:rPr>
-        <w:t xml:space="preserve"> </w:t>
-      </w:r>
-      <w:r>
-        <w:t>access</w:t>
-      </w:r>
-      <w:r>
-        <w:rPr>
-          <w:spacing w:val="-2"/>
-        </w:rPr>
-        <w:t xml:space="preserve"> </w:t>
-      </w:r>
-      <w:r>
-        <w:t>their</w:t>
-      </w:r>
-      <w:r>
-        <w:rPr>
-          <w:spacing w:val="-2"/>
-        </w:rPr>
-        <w:t xml:space="preserve"> </w:t>
-      </w:r>
-      <w:r>
-        <w:t>data</w:t>
-      </w:r>
-      <w:r>
-        <w:rPr>
-          <w:spacing w:val="-2"/>
-        </w:rPr>
-        <w:t xml:space="preserve"> </w:t>
-      </w:r>
-      <w:r>
-        <w:t>to</w:t>
-      </w:r>
-      <w:r>
-        <w:rPr>
-          <w:spacing w:val="-3"/>
-        </w:rPr>
-        <w:t xml:space="preserve"> </w:t>
-      </w:r>
-      <w:r>
-        <w:t>confirm</w:t>
-      </w:r>
-      <w:r>
-        <w:rPr>
-          <w:spacing w:val="-3"/>
-        </w:rPr>
-        <w:t xml:space="preserve"> </w:t>
-      </w:r>
-      <w:r>
-        <w:t>the</w:t>
-      </w:r>
-      <w:r>
-        <w:rPr>
-          <w:spacing w:val="-3"/>
-        </w:rPr>
-        <w:t xml:space="preserve"> </w:t>
-      </w:r>
-      <w:r>
-        <w:t>conclusions</w:t>
-      </w:r>
-      <w:r>
-        <w:rPr>
-          <w:spacing w:val="-1"/>
-        </w:rPr>
-        <w:t xml:space="preserve"> </w:t>
-      </w:r>
-      <w:r>
-        <w:t>of</w:t>
-      </w:r>
-      <w:r>
-        <w:rPr>
-          <w:spacing w:val="-3"/>
-        </w:rPr>
-        <w:t xml:space="preserve"> </w:t>
-      </w:r>
-      <w:r>
-        <w:t>published</w:t>
-      </w:r>
-      <w:r>
-        <w:rPr>
-          <w:spacing w:val="-3"/>
-        </w:rPr>
-        <w:t xml:space="preserve"> </w:t>
-      </w:r>
-      <w:r>
-        <w:t>work).</w:t>
-      </w:r>
-      <w:r>
-        <w:rPr>
-          <w:spacing w:val="-1"/>
-        </w:rPr>
-        <w:t xml:space="preserve"> </w:t>
-      </w:r>
-      <w:r>
-        <w:t>Consistent</w:t>
-      </w:r>
-      <w:r>
-        <w:rPr>
-          <w:spacing w:val="-3"/>
-        </w:rPr>
-        <w:t xml:space="preserve"> </w:t>
-      </w:r>
-      <w:r>
-        <w:t>with our</w:t>
-      </w:r>
-      <w:r>
-        <w:rPr>
-          <w:spacing w:val="-2"/>
-        </w:rPr>
-        <w:t xml:space="preserve"> </w:t>
-      </w:r>
-      <w:r>
-        <w:t>data</w:t>
-      </w:r>
-      <w:r>
-        <w:rPr>
-          <w:spacing w:val="-3"/>
-        </w:rPr>
-        <w:t xml:space="preserve"> </w:t>
-      </w:r>
-      <w:r>
-        <w:t>retention</w:t>
-      </w:r>
-    </w:p>
-    <w:p>
-      <w:pPr>
-        <w:sectPr>
-          <w:type w:val="continuous"/>
-          <w:pgSz w:w="11900" w:h="16850"/>
-          <w:pgMar w:top="640" w:right="740" w:bottom="280" w:left="800" w:header="720" w:footer="720" w:gutter="0"/>
-          <w:cols w:space="720"/>
-        </w:sectPr>
-      </w:pPr>
-    </w:p>
-    <w:p>
-      <w:pPr>
-        <w:pStyle w:val="BodyText"/>
-        <w:spacing w:before="77"/>
-        <w:ind w:left="100" w:right="208"/>
-      </w:pPr>
-      <w:r>
-        <w:lastRenderedPageBreak/>
-        <w:t>policy,</w:t>
-      </w:r>
-      <w:r>
-        <w:rPr>
-          <w:spacing w:val="-3"/>
-        </w:rPr>
-        <w:t xml:space="preserve"> </w:t>
-      </w:r>
-      <w:r>
-        <w:t>researchers</w:t>
-      </w:r>
-      <w:r>
-        <w:rPr>
-          <w:spacing w:val="-2"/>
-        </w:rPr>
-        <w:t xml:space="preserve"> </w:t>
-      </w:r>
-      <w:r>
-        <w:t>retain</w:t>
-      </w:r>
-      <w:r>
-        <w:rPr>
-          <w:spacing w:val="-3"/>
-        </w:rPr>
-        <w:t xml:space="preserve"> </w:t>
-      </w:r>
-      <w:r>
-        <w:t>consent</w:t>
-      </w:r>
-      <w:r>
-        <w:rPr>
-          <w:spacing w:val="-1"/>
-        </w:rPr>
-        <w:t xml:space="preserve"> </w:t>
-      </w:r>
-      <w:r>
-        <w:t>forms</w:t>
-      </w:r>
-      <w:r>
-        <w:rPr>
-          <w:spacing w:val="-2"/>
-        </w:rPr>
-        <w:t xml:space="preserve"> </w:t>
-      </w:r>
-      <w:r>
-        <w:t>for as</w:t>
-      </w:r>
-      <w:r>
-        <w:rPr>
-          <w:spacing w:val="-1"/>
-        </w:rPr>
-        <w:t xml:space="preserve"> </w:t>
-      </w:r>
-      <w:r>
-        <w:t>long</w:t>
-      </w:r>
-      <w:r>
-        <w:rPr>
-          <w:spacing w:val="-1"/>
-        </w:rPr>
-        <w:t xml:space="preserve"> </w:t>
-      </w:r>
-      <w:r>
-        <w:t>as</w:t>
-      </w:r>
-      <w:r>
-        <w:rPr>
-          <w:spacing w:val="-2"/>
-        </w:rPr>
-        <w:t xml:space="preserve"> </w:t>
-      </w:r>
-      <w:r>
-        <w:t>we</w:t>
-      </w:r>
-      <w:r>
-        <w:rPr>
-          <w:spacing w:val="-3"/>
-        </w:rPr>
-        <w:t xml:space="preserve"> </w:t>
-      </w:r>
-      <w:r>
-        <w:t>continue</w:t>
-      </w:r>
-      <w:r>
-        <w:rPr>
-          <w:spacing w:val="-3"/>
-        </w:rPr>
-        <w:t xml:space="preserve"> </w:t>
-      </w:r>
-      <w:r>
-        <w:t>to</w:t>
-      </w:r>
-      <w:r>
-        <w:rPr>
-          <w:spacing w:val="-2"/>
-        </w:rPr>
-        <w:t xml:space="preserve"> </w:t>
-      </w:r>
-      <w:r>
-        <w:t>hold</w:t>
-      </w:r>
-      <w:r>
-        <w:rPr>
-          <w:spacing w:val="-1"/>
-        </w:rPr>
-        <w:t xml:space="preserve"> </w:t>
-      </w:r>
-      <w:r>
-        <w:t>information</w:t>
-      </w:r>
-      <w:r>
-        <w:rPr>
-          <w:spacing w:val="-3"/>
-        </w:rPr>
-        <w:t xml:space="preserve"> </w:t>
-      </w:r>
-      <w:r>
-        <w:t>about</w:t>
-      </w:r>
-      <w:r>
-        <w:rPr>
-          <w:spacing w:val="-1"/>
-        </w:rPr>
-        <w:t xml:space="preserve"> </w:t>
-      </w:r>
-      <w:r>
-        <w:t>a</w:t>
-      </w:r>
-      <w:r>
-        <w:rPr>
-          <w:spacing w:val="-3"/>
-        </w:rPr>
-        <w:t xml:space="preserve"> </w:t>
-      </w:r>
-      <w:r>
-        <w:t>data</w:t>
-      </w:r>
-      <w:r>
-        <w:rPr>
-          <w:spacing w:val="-3"/>
-        </w:rPr>
-        <w:t xml:space="preserve"> </w:t>
-      </w:r>
-      <w:r>
-        <w:t>subject and</w:t>
-      </w:r>
-      <w:r>
-        <w:rPr>
-          <w:spacing w:val="-53"/>
-        </w:rPr>
-        <w:t xml:space="preserve"> </w:t>
-      </w:r>
-      <w:r>
-        <w:t>for</w:t>
-      </w:r>
-      <w:r>
-        <w:rPr>
-          <w:spacing w:val="-2"/>
-        </w:rPr>
-        <w:t xml:space="preserve"> </w:t>
-      </w:r>
-      <w:r>
-        <w:t>10</w:t>
-      </w:r>
-      <w:r>
-        <w:rPr>
-          <w:spacing w:val="-1"/>
-        </w:rPr>
-        <w:t xml:space="preserve"> </w:t>
-      </w:r>
-      <w:r>
-        <w:t>years</w:t>
-      </w:r>
-      <w:r>
-        <w:rPr>
-          <w:spacing w:val="1"/>
-        </w:rPr>
-        <w:t xml:space="preserve"> </w:t>
-      </w:r>
-      <w:r>
-        <w:t>for published</w:t>
-      </w:r>
-      <w:r>
-        <w:rPr>
-          <w:spacing w:val="1"/>
-        </w:rPr>
-        <w:t xml:space="preserve"> </w:t>
-      </w:r>
-      <w:r>
-        <w:t>research</w:t>
-      </w:r>
-      <w:r>
-        <w:rPr>
-          <w:spacing w:val="-2"/>
-        </w:rPr>
-        <w:t xml:space="preserve"> </w:t>
-      </w:r>
-      <w:r>
-        <w:t>(including</w:t>
-      </w:r>
-      <w:r>
-        <w:rPr>
-          <w:spacing w:val="1"/>
-        </w:rPr>
-        <w:t xml:space="preserve"> </w:t>
-      </w:r>
-      <w:r>
-        <w:t>Research</w:t>
-      </w:r>
-      <w:r>
-        <w:rPr>
-          <w:spacing w:val="-1"/>
-        </w:rPr>
-        <w:t xml:space="preserve"> </w:t>
-      </w:r>
-      <w:r>
-        <w:t>Degree</w:t>
-      </w:r>
-      <w:r>
-        <w:rPr>
-          <w:spacing w:val="-1"/>
-        </w:rPr>
-        <w:t xml:space="preserve"> </w:t>
-      </w:r>
-      <w:r>
-        <w:t>thesis).</w:t>
-      </w:r>
-    </w:p>
-    <w:p>
-      <w:pPr>
-        <w:rPr>
-          <w:i/>
-          <w:color w:val="4F81BC"/>
-          <w:sz w:val="20"/>
-        </w:rPr>
-      </w:pPr>
-    </w:p>
-    <w:p>
-      <w:pPr>
-        <w:pStyle w:val="BodyText"/>
-        <w:spacing w:line="229" w:lineRule="exact"/>
-        <w:ind w:left="100"/>
-        <w:rPr>
-          <w:u w:val="single"/>
-        </w:rPr>
-      </w:pPr>
-      <w:r>
-        <w:rPr>
-          <w:u w:val="single"/>
-        </w:rPr>
         <w:t>What If there is a problem</w:t>
       </w:r>
       <w:r>
         <w:rPr>
+          <w:b/>
+          <w:bCs/>
           <w:u w:val="single"/>
         </w:rPr>
         <w:t>?</w:t>
@@ -5270,7 +2974,73 @@
               <w:rPr>
                 <w:sz w:val="20"/>
               </w:rPr>
-              <w:t xml:space="preserve"> how affect-driven reinforcement learning and conversational AI models can create more realistic, emotionally responsive, and engaging NPC interactions in video games, including analysis of user perceptions, emotions, and conversational dynamics to improve game design and artificial intelligence behavior.</w:t>
+              <w:t xml:space="preserve"> how affect-driven reinforcement learning and conversational AI models can create more realistic, emotionally responsive, and engaging NPC interactions in video games, including analysis of user perceptions, emotions, and conversational dynamics to </w:t>
+            </w:r>
+            <w:r>
+              <w:rPr>
+                <w:sz w:val="20"/>
+              </w:rPr>
+              <w:lastRenderedPageBreak/>
+              <w:t>improve game design and artificial intelligence behavior.</w:t>
+            </w:r>
+          </w:p>
+        </w:tc>
+        <w:tc>
+          <w:tcPr>
+            <w:tcW w:w="3294" w:type="dxa"/>
+          </w:tcPr>
+          <w:p>
+            <w:pPr>
+              <w:pStyle w:val="TableParagraph"/>
+              <w:jc w:val="center"/>
+              <w:rPr>
+                <w:rFonts w:ascii="Times New Roman"/>
+                <w:sz w:val="18"/>
+              </w:rPr>
+            </w:pPr>
+          </w:p>
+        </w:tc>
+        <w:tc>
+          <w:tcPr>
+            <w:tcW w:w="2774" w:type="dxa"/>
+          </w:tcPr>
+          <w:p>
+            <w:pPr>
+              <w:pStyle w:val="TableParagraph"/>
+              <w:jc w:val="center"/>
+              <w:rPr>
+                <w:rFonts w:ascii="Times New Roman"/>
+                <w:sz w:val="18"/>
+              </w:rPr>
+            </w:pPr>
+          </w:p>
+        </w:tc>
+      </w:tr>
+      <w:tr>
+        <w:trPr>
+          <w:trHeight w:val="2052"/>
+        </w:trPr>
+        <w:tc>
+          <w:tcPr>
+            <w:tcW w:w="4067" w:type="dxa"/>
+          </w:tcPr>
+          <w:p>
+            <w:pPr>
+              <w:pStyle w:val="TableParagraph"/>
+              <w:spacing w:line="276" w:lineRule="auto"/>
+              <w:ind w:left="107" w:right="97"/>
+              <w:jc w:val="both"/>
+              <w:rPr>
+                <w:w w:val="95"/>
+                <w:sz w:val="20"/>
+              </w:rPr>
+            </w:pPr>
+            <w:r>
+              <w:rPr>
+                <w:w w:val="95"/>
+                <w:sz w:val="20"/>
+              </w:rPr>
+              <w:t>I understand that anonymized logs of my in-game conversations with AI characters will be saved and analyzed for research purposes</w:t>
             </w:r>
           </w:p>
         </w:tc>
@@ -6190,6 +3960,268 @@
 <file path=word/numbering.xml><?xml version="1.0" encoding="utf-8"?>
 <w:numbering xmlns:wpc="http://schemas.microsoft.com/office/word/2010/wordprocessingCanvas" xmlns:cx="http://schemas.microsoft.com/office/drawing/2014/chartex" xmlns:cx1="http://schemas.microsoft.com/office/drawing/2015/9/8/chartex" xmlns:cx2="http://schemas.microsoft.com/office/drawing/2015/10/21/chartex" xmlns:cx3="http://schemas.microsoft.com/office/drawing/2016/5/9/chartex" xmlns:cx4="http://schemas.microsoft.com/office/drawing/2016/5/10/chartex" xmlns:cx5="http://schemas.microsoft.com/office/drawing/2016/5/11/chartex" xmlns:cx6="http://schemas.microsoft.com/office/drawing/2016/5/12/chartex" xmlns:cx7="http://schemas.microsoft.com/office/drawing/2016/5/13/chartex" xmlns:cx8="http://schemas.microsoft.com/office/drawing/2016/5/14/chartex" xmlns:mc="http://schemas.openxmlformats.org/markup-compatibility/2006" xmlns:aink="http://schemas.microsoft.com/office/drawing/2016/ink" xmlns:am3d="http://schemas.microsoft.com/office/drawing/2017/model3d" xmlns:o="urn:schemas-microsoft-com:office:office" xmlns:oel="http://schemas.microsoft.com/office/2019/extlst" xmlns:r="http://schemas.openxmlformats.org/officeDocument/2006/relationships" xmlns:m="http://schemas.openxmlformats.org/officeDocument/2006/math" xmlns:v="urn:schemas-microsoft-com:vml" xmlns:wp14="http://schemas.microsoft.com/office/word/2010/wordprocessingDrawing" xmlns:wp="http://schemas.openxmlformats.org/drawingml/2006/wordprocessingDrawing" xmlns:w10="urn:schemas-microsoft-com:office:word" xmlns:w="http://schemas.openxmlformats.org/wordprocessingml/2006/main" xmlns:w14="http://schemas.microsoft.com/office/word/2010/wordml" xmlns:w15="http://schemas.microsoft.com/office/word/2012/wordml" xmlns:w16cex="http://schemas.microsoft.com/office/word/2018/wordml/cex" xmlns:w16cid="http://schemas.microsoft.com/office/word/2016/wordml/cid" xmlns:w16="http://schemas.microsoft.com/office/word/2018/wordml" xmlns:w16du="http://schemas.microsoft.com/office/word/2023/wordml/word16du" xmlns:w16sdtdh="http://schemas.microsoft.com/office/word/2020/wordml/sdtdatahash" xmlns:w16sdtfl="http://schemas.microsoft.com/office/word/2024/wordml/sdtformatlock" xmlns:w16se="http://schemas.microsoft.com/office/word/2015/wordml/symex" xmlns:wpg="http://schemas.microsoft.com/office/word/2010/wordprocessingGroup" xmlns:wpi="http://schemas.microsoft.com/office/word/2010/wordprocessingInk" xmlns:wne="http://schemas.microsoft.com/office/word/2006/wordml" xmlns:wps="http://schemas.microsoft.com/office/word/2010/wordprocessingShape" mc:Ignorable="w14 w15 w16se w16cid w16 w16cex w16sdtdh w16sdtfl w16du wp14">
   <w:abstractNum w:abstractNumId="0" w15:restartNumberingAfterBreak="0">
+    <w:nsid w:val="099E1FB2"/>
+    <w:multiLevelType w:val="multilevel"/>
+    <w:tmpl w:val="5EC2922E"/>
+    <w:lvl w:ilvl="0">
+      <w:start w:val="1"/>
+      <w:numFmt w:val="bullet"/>
+      <w:lvlText w:val=""/>
+      <w:lvlJc w:val="left"/>
+      <w:pPr>
+        <w:tabs>
+          <w:tab w:val="num" w:pos="720"/>
+        </w:tabs>
+        <w:ind w:left="720" w:hanging="360"/>
+      </w:pPr>
+      <w:rPr>
+        <w:rFonts w:ascii="Symbol" w:hAnsi="Symbol" w:hint="default"/>
+        <w:sz w:val="20"/>
+      </w:rPr>
+    </w:lvl>
+    <w:lvl w:ilvl="1" w:tentative="1">
+      <w:start w:val="1"/>
+      <w:numFmt w:val="bullet"/>
+      <w:lvlText w:val=""/>
+      <w:lvlJc w:val="left"/>
+      <w:pPr>
+        <w:tabs>
+          <w:tab w:val="num" w:pos="1440"/>
+        </w:tabs>
+        <w:ind w:left="1440" w:hanging="360"/>
+      </w:pPr>
+      <w:rPr>
+        <w:rFonts w:ascii="Symbol" w:hAnsi="Symbol" w:hint="default"/>
+        <w:sz w:val="20"/>
+      </w:rPr>
+    </w:lvl>
+    <w:lvl w:ilvl="2" w:tentative="1">
+      <w:start w:val="1"/>
+      <w:numFmt w:val="bullet"/>
+      <w:lvlText w:val=""/>
+      <w:lvlJc w:val="left"/>
+      <w:pPr>
+        <w:tabs>
+          <w:tab w:val="num" w:pos="2160"/>
+        </w:tabs>
+        <w:ind w:left="2160" w:hanging="360"/>
+      </w:pPr>
+      <w:rPr>
+        <w:rFonts w:ascii="Symbol" w:hAnsi="Symbol" w:hint="default"/>
+        <w:sz w:val="20"/>
+      </w:rPr>
+    </w:lvl>
+    <w:lvl w:ilvl="3" w:tentative="1">
+      <w:start w:val="1"/>
+      <w:numFmt w:val="bullet"/>
+      <w:lvlText w:val=""/>
+      <w:lvlJc w:val="left"/>
+      <w:pPr>
+        <w:tabs>
+          <w:tab w:val="num" w:pos="2880"/>
+        </w:tabs>
+        <w:ind w:left="2880" w:hanging="360"/>
+      </w:pPr>
+      <w:rPr>
+        <w:rFonts w:ascii="Symbol" w:hAnsi="Symbol" w:hint="default"/>
+        <w:sz w:val="20"/>
+      </w:rPr>
+    </w:lvl>
+    <w:lvl w:ilvl="4" w:tentative="1">
+      <w:start w:val="1"/>
+      <w:numFmt w:val="bullet"/>
+      <w:lvlText w:val=""/>
+      <w:lvlJc w:val="left"/>
+      <w:pPr>
+        <w:tabs>
+          <w:tab w:val="num" w:pos="3600"/>
+        </w:tabs>
+        <w:ind w:left="3600" w:hanging="360"/>
+      </w:pPr>
+      <w:rPr>
+        <w:rFonts w:ascii="Symbol" w:hAnsi="Symbol" w:hint="default"/>
+        <w:sz w:val="20"/>
+      </w:rPr>
+    </w:lvl>
+    <w:lvl w:ilvl="5" w:tentative="1">
+      <w:start w:val="1"/>
+      <w:numFmt w:val="bullet"/>
+      <w:lvlText w:val=""/>
+      <w:lvlJc w:val="left"/>
+      <w:pPr>
+        <w:tabs>
+          <w:tab w:val="num" w:pos="4320"/>
+        </w:tabs>
+        <w:ind w:left="4320" w:hanging="360"/>
+      </w:pPr>
+      <w:rPr>
+        <w:rFonts w:ascii="Symbol" w:hAnsi="Symbol" w:hint="default"/>
+        <w:sz w:val="20"/>
+      </w:rPr>
+    </w:lvl>
+    <w:lvl w:ilvl="6" w:tentative="1">
+      <w:start w:val="1"/>
+      <w:numFmt w:val="bullet"/>
+      <w:lvlText w:val=""/>
+      <w:lvlJc w:val="left"/>
+      <w:pPr>
+        <w:tabs>
+          <w:tab w:val="num" w:pos="5040"/>
+        </w:tabs>
+        <w:ind w:left="5040" w:hanging="360"/>
+      </w:pPr>
+      <w:rPr>
+        <w:rFonts w:ascii="Symbol" w:hAnsi="Symbol" w:hint="default"/>
+        <w:sz w:val="20"/>
+      </w:rPr>
+    </w:lvl>
+    <w:lvl w:ilvl="7" w:tentative="1">
+      <w:start w:val="1"/>
+      <w:numFmt w:val="bullet"/>
+      <w:lvlText w:val=""/>
+      <w:lvlJc w:val="left"/>
+      <w:pPr>
+        <w:tabs>
+          <w:tab w:val="num" w:pos="5760"/>
+        </w:tabs>
+        <w:ind w:left="5760" w:hanging="360"/>
+      </w:pPr>
+      <w:rPr>
+        <w:rFonts w:ascii="Symbol" w:hAnsi="Symbol" w:hint="default"/>
+        <w:sz w:val="20"/>
+      </w:rPr>
+    </w:lvl>
+    <w:lvl w:ilvl="8" w:tentative="1">
+      <w:start w:val="1"/>
+      <w:numFmt w:val="bullet"/>
+      <w:lvlText w:val=""/>
+      <w:lvlJc w:val="left"/>
+      <w:pPr>
+        <w:tabs>
+          <w:tab w:val="num" w:pos="6480"/>
+        </w:tabs>
+        <w:ind w:left="6480" w:hanging="360"/>
+      </w:pPr>
+      <w:rPr>
+        <w:rFonts w:ascii="Symbol" w:hAnsi="Symbol" w:hint="default"/>
+        <w:sz w:val="20"/>
+      </w:rPr>
+    </w:lvl>
+  </w:abstractNum>
+  <w:abstractNum w:abstractNumId="1" w15:restartNumberingAfterBreak="0">
+    <w:nsid w:val="0D8B4AC2"/>
+    <w:multiLevelType w:val="hybridMultilevel"/>
+    <w:tmpl w:val="548A8FF2"/>
+    <w:lvl w:ilvl="0" w:tplc="0C0A0001">
+      <w:start w:val="1"/>
+      <w:numFmt w:val="bullet"/>
+      <w:lvlText w:val=""/>
+      <w:lvlJc w:val="left"/>
+      <w:pPr>
+        <w:ind w:left="720" w:hanging="360"/>
+      </w:pPr>
+      <w:rPr>
+        <w:rFonts w:ascii="Symbol" w:hAnsi="Symbol" w:hint="default"/>
+      </w:rPr>
+    </w:lvl>
+    <w:lvl w:ilvl="1" w:tplc="0C0A0003" w:tentative="1">
+      <w:start w:val="1"/>
+      <w:numFmt w:val="bullet"/>
+      <w:lvlText w:val="o"/>
+      <w:lvlJc w:val="left"/>
+      <w:pPr>
+        <w:ind w:left="1440" w:hanging="360"/>
+      </w:pPr>
+      <w:rPr>
+        <w:rFonts w:ascii="Courier New" w:hAnsi="Courier New" w:cs="Courier New" w:hint="default"/>
+      </w:rPr>
+    </w:lvl>
+    <w:lvl w:ilvl="2" w:tplc="0C0A0005" w:tentative="1">
+      <w:start w:val="1"/>
+      <w:numFmt w:val="bullet"/>
+      <w:lvlText w:val=""/>
+      <w:lvlJc w:val="left"/>
+      <w:pPr>
+        <w:ind w:left="2160" w:hanging="360"/>
+      </w:pPr>
+      <w:rPr>
+        <w:rFonts w:ascii="Wingdings" w:hAnsi="Wingdings" w:hint="default"/>
+      </w:rPr>
+    </w:lvl>
+    <w:lvl w:ilvl="3" w:tplc="0C0A0001" w:tentative="1">
+      <w:start w:val="1"/>
+      <w:numFmt w:val="bullet"/>
+      <w:lvlText w:val=""/>
+      <w:lvlJc w:val="left"/>
+      <w:pPr>
+        <w:ind w:left="2880" w:hanging="360"/>
+      </w:pPr>
+      <w:rPr>
+        <w:rFonts w:ascii="Symbol" w:hAnsi="Symbol" w:hint="default"/>
+      </w:rPr>
+    </w:lvl>
+    <w:lvl w:ilvl="4" w:tplc="0C0A0003" w:tentative="1">
+      <w:start w:val="1"/>
+      <w:numFmt w:val="bullet"/>
+      <w:lvlText w:val="o"/>
+      <w:lvlJc w:val="left"/>
+      <w:pPr>
+        <w:ind w:left="3600" w:hanging="360"/>
+      </w:pPr>
+      <w:rPr>
+        <w:rFonts w:ascii="Courier New" w:hAnsi="Courier New" w:cs="Courier New" w:hint="default"/>
+      </w:rPr>
+    </w:lvl>
+    <w:lvl w:ilvl="5" w:tplc="0C0A0005" w:tentative="1">
+      <w:start w:val="1"/>
+      <w:numFmt w:val="bullet"/>
+      <w:lvlText w:val=""/>
+      <w:lvlJc w:val="left"/>
+      <w:pPr>
+        <w:ind w:left="4320" w:hanging="360"/>
+      </w:pPr>
+      <w:rPr>
+        <w:rFonts w:ascii="Wingdings" w:hAnsi="Wingdings" w:hint="default"/>
+      </w:rPr>
+    </w:lvl>
+    <w:lvl w:ilvl="6" w:tplc="0C0A0001" w:tentative="1">
+      <w:start w:val="1"/>
+      <w:numFmt w:val="bullet"/>
+      <w:lvlText w:val=""/>
+      <w:lvlJc w:val="left"/>
+      <w:pPr>
+        <w:ind w:left="5040" w:hanging="360"/>
+      </w:pPr>
+      <w:rPr>
+        <w:rFonts w:ascii="Symbol" w:hAnsi="Symbol" w:hint="default"/>
+      </w:rPr>
+    </w:lvl>
+    <w:lvl w:ilvl="7" w:tplc="0C0A0003" w:tentative="1">
+      <w:start w:val="1"/>
+      <w:numFmt w:val="bullet"/>
+      <w:lvlText w:val="o"/>
+      <w:lvlJc w:val="left"/>
+      <w:pPr>
+        <w:ind w:left="5760" w:hanging="360"/>
+      </w:pPr>
+      <w:rPr>
+        <w:rFonts w:ascii="Courier New" w:hAnsi="Courier New" w:cs="Courier New" w:hint="default"/>
+      </w:rPr>
+    </w:lvl>
+    <w:lvl w:ilvl="8" w:tplc="0C0A0005" w:tentative="1">
+      <w:start w:val="1"/>
+      <w:numFmt w:val="bullet"/>
+      <w:lvlText w:val=""/>
+      <w:lvlJc w:val="left"/>
+      <w:pPr>
+        <w:ind w:left="6480" w:hanging="360"/>
+      </w:pPr>
+      <w:rPr>
+        <w:rFonts w:ascii="Wingdings" w:hAnsi="Wingdings" w:hint="default"/>
+      </w:rPr>
+    </w:lvl>
+  </w:abstractNum>
+  <w:abstractNum w:abstractNumId="2" w15:restartNumberingAfterBreak="0">
     <w:nsid w:val="1F140B3C"/>
     <w:multiLevelType w:val="hybridMultilevel"/>
     <w:tmpl w:val="7410EFDA"/>
@@ -6302,7 +4334,305 @@
       </w:rPr>
     </w:lvl>
   </w:abstractNum>
-  <w:abstractNum w:abstractNumId="1" w15:restartNumberingAfterBreak="0">
+  <w:abstractNum w:abstractNumId="3" w15:restartNumberingAfterBreak="0">
+    <w:nsid w:val="36CD1A6E"/>
+    <w:multiLevelType w:val="multilevel"/>
+    <w:tmpl w:val="6A7EE690"/>
+    <w:lvl w:ilvl="0">
+      <w:start w:val="1"/>
+      <w:numFmt w:val="bullet"/>
+      <w:lvlText w:val=""/>
+      <w:lvlJc w:val="left"/>
+      <w:pPr>
+        <w:tabs>
+          <w:tab w:val="num" w:pos="720"/>
+        </w:tabs>
+        <w:ind w:left="720" w:hanging="360"/>
+      </w:pPr>
+      <w:rPr>
+        <w:rFonts w:ascii="Symbol" w:hAnsi="Symbol" w:hint="default"/>
+        <w:sz w:val="20"/>
+      </w:rPr>
+    </w:lvl>
+    <w:lvl w:ilvl="1" w:tentative="1">
+      <w:start w:val="1"/>
+      <w:numFmt w:val="bullet"/>
+      <w:lvlText w:val=""/>
+      <w:lvlJc w:val="left"/>
+      <w:pPr>
+        <w:tabs>
+          <w:tab w:val="num" w:pos="1440"/>
+        </w:tabs>
+        <w:ind w:left="1440" w:hanging="360"/>
+      </w:pPr>
+      <w:rPr>
+        <w:rFonts w:ascii="Symbol" w:hAnsi="Symbol" w:hint="default"/>
+        <w:sz w:val="20"/>
+      </w:rPr>
+    </w:lvl>
+    <w:lvl w:ilvl="2" w:tentative="1">
+      <w:start w:val="1"/>
+      <w:numFmt w:val="bullet"/>
+      <w:lvlText w:val=""/>
+      <w:lvlJc w:val="left"/>
+      <w:pPr>
+        <w:tabs>
+          <w:tab w:val="num" w:pos="2160"/>
+        </w:tabs>
+        <w:ind w:left="2160" w:hanging="360"/>
+      </w:pPr>
+      <w:rPr>
+        <w:rFonts w:ascii="Symbol" w:hAnsi="Symbol" w:hint="default"/>
+        <w:sz w:val="20"/>
+      </w:rPr>
+    </w:lvl>
+    <w:lvl w:ilvl="3" w:tentative="1">
+      <w:start w:val="1"/>
+      <w:numFmt w:val="bullet"/>
+      <w:lvlText w:val=""/>
+      <w:lvlJc w:val="left"/>
+      <w:pPr>
+        <w:tabs>
+          <w:tab w:val="num" w:pos="2880"/>
+        </w:tabs>
+        <w:ind w:left="2880" w:hanging="360"/>
+      </w:pPr>
+      <w:rPr>
+        <w:rFonts w:ascii="Symbol" w:hAnsi="Symbol" w:hint="default"/>
+        <w:sz w:val="20"/>
+      </w:rPr>
+    </w:lvl>
+    <w:lvl w:ilvl="4" w:tentative="1">
+      <w:start w:val="1"/>
+      <w:numFmt w:val="bullet"/>
+      <w:lvlText w:val=""/>
+      <w:lvlJc w:val="left"/>
+      <w:pPr>
+        <w:tabs>
+          <w:tab w:val="num" w:pos="3600"/>
+        </w:tabs>
+        <w:ind w:left="3600" w:hanging="360"/>
+      </w:pPr>
+      <w:rPr>
+        <w:rFonts w:ascii="Symbol" w:hAnsi="Symbol" w:hint="default"/>
+        <w:sz w:val="20"/>
+      </w:rPr>
+    </w:lvl>
+    <w:lvl w:ilvl="5" w:tentative="1">
+      <w:start w:val="1"/>
+      <w:numFmt w:val="bullet"/>
+      <w:lvlText w:val=""/>
+      <w:lvlJc w:val="left"/>
+      <w:pPr>
+        <w:tabs>
+          <w:tab w:val="num" w:pos="4320"/>
+        </w:tabs>
+        <w:ind w:left="4320" w:hanging="360"/>
+      </w:pPr>
+      <w:rPr>
+        <w:rFonts w:ascii="Symbol" w:hAnsi="Symbol" w:hint="default"/>
+        <w:sz w:val="20"/>
+      </w:rPr>
+    </w:lvl>
+    <w:lvl w:ilvl="6" w:tentative="1">
+      <w:start w:val="1"/>
+      <w:numFmt w:val="bullet"/>
+      <w:lvlText w:val=""/>
+      <w:lvlJc w:val="left"/>
+      <w:pPr>
+        <w:tabs>
+          <w:tab w:val="num" w:pos="5040"/>
+        </w:tabs>
+        <w:ind w:left="5040" w:hanging="360"/>
+      </w:pPr>
+      <w:rPr>
+        <w:rFonts w:ascii="Symbol" w:hAnsi="Symbol" w:hint="default"/>
+        <w:sz w:val="20"/>
+      </w:rPr>
+    </w:lvl>
+    <w:lvl w:ilvl="7" w:tentative="1">
+      <w:start w:val="1"/>
+      <w:numFmt w:val="bullet"/>
+      <w:lvlText w:val=""/>
+      <w:lvlJc w:val="left"/>
+      <w:pPr>
+        <w:tabs>
+          <w:tab w:val="num" w:pos="5760"/>
+        </w:tabs>
+        <w:ind w:left="5760" w:hanging="360"/>
+      </w:pPr>
+      <w:rPr>
+        <w:rFonts w:ascii="Symbol" w:hAnsi="Symbol" w:hint="default"/>
+        <w:sz w:val="20"/>
+      </w:rPr>
+    </w:lvl>
+    <w:lvl w:ilvl="8" w:tentative="1">
+      <w:start w:val="1"/>
+      <w:numFmt w:val="bullet"/>
+      <w:lvlText w:val=""/>
+      <w:lvlJc w:val="left"/>
+      <w:pPr>
+        <w:tabs>
+          <w:tab w:val="num" w:pos="6480"/>
+        </w:tabs>
+        <w:ind w:left="6480" w:hanging="360"/>
+      </w:pPr>
+      <w:rPr>
+        <w:rFonts w:ascii="Symbol" w:hAnsi="Symbol" w:hint="default"/>
+        <w:sz w:val="20"/>
+      </w:rPr>
+    </w:lvl>
+  </w:abstractNum>
+  <w:abstractNum w:abstractNumId="4" w15:restartNumberingAfterBreak="0">
+    <w:nsid w:val="3E4C22AF"/>
+    <w:multiLevelType w:val="multilevel"/>
+    <w:tmpl w:val="75B41ECA"/>
+    <w:lvl w:ilvl="0">
+      <w:start w:val="1"/>
+      <w:numFmt w:val="bullet"/>
+      <w:lvlText w:val=""/>
+      <w:lvlJc w:val="left"/>
+      <w:pPr>
+        <w:tabs>
+          <w:tab w:val="num" w:pos="720"/>
+        </w:tabs>
+        <w:ind w:left="720" w:hanging="360"/>
+      </w:pPr>
+      <w:rPr>
+        <w:rFonts w:ascii="Symbol" w:hAnsi="Symbol" w:hint="default"/>
+        <w:sz w:val="20"/>
+      </w:rPr>
+    </w:lvl>
+    <w:lvl w:ilvl="1" w:tentative="1">
+      <w:start w:val="1"/>
+      <w:numFmt w:val="bullet"/>
+      <w:lvlText w:val=""/>
+      <w:lvlJc w:val="left"/>
+      <w:pPr>
+        <w:tabs>
+          <w:tab w:val="num" w:pos="1440"/>
+        </w:tabs>
+        <w:ind w:left="1440" w:hanging="360"/>
+      </w:pPr>
+      <w:rPr>
+        <w:rFonts w:ascii="Symbol" w:hAnsi="Symbol" w:hint="default"/>
+        <w:sz w:val="20"/>
+      </w:rPr>
+    </w:lvl>
+    <w:lvl w:ilvl="2" w:tentative="1">
+      <w:start w:val="1"/>
+      <w:numFmt w:val="bullet"/>
+      <w:lvlText w:val=""/>
+      <w:lvlJc w:val="left"/>
+      <w:pPr>
+        <w:tabs>
+          <w:tab w:val="num" w:pos="2160"/>
+        </w:tabs>
+        <w:ind w:left="2160" w:hanging="360"/>
+      </w:pPr>
+      <w:rPr>
+        <w:rFonts w:ascii="Symbol" w:hAnsi="Symbol" w:hint="default"/>
+        <w:sz w:val="20"/>
+      </w:rPr>
+    </w:lvl>
+    <w:lvl w:ilvl="3" w:tentative="1">
+      <w:start w:val="1"/>
+      <w:numFmt w:val="bullet"/>
+      <w:lvlText w:val=""/>
+      <w:lvlJc w:val="left"/>
+      <w:pPr>
+        <w:tabs>
+          <w:tab w:val="num" w:pos="2880"/>
+        </w:tabs>
+        <w:ind w:left="2880" w:hanging="360"/>
+      </w:pPr>
+      <w:rPr>
+        <w:rFonts w:ascii="Symbol" w:hAnsi="Symbol" w:hint="default"/>
+        <w:sz w:val="20"/>
+      </w:rPr>
+    </w:lvl>
+    <w:lvl w:ilvl="4" w:tentative="1">
+      <w:start w:val="1"/>
+      <w:numFmt w:val="bullet"/>
+      <w:lvlText w:val=""/>
+      <w:lvlJc w:val="left"/>
+      <w:pPr>
+        <w:tabs>
+          <w:tab w:val="num" w:pos="3600"/>
+        </w:tabs>
+        <w:ind w:left="3600" w:hanging="360"/>
+      </w:pPr>
+      <w:rPr>
+        <w:rFonts w:ascii="Symbol" w:hAnsi="Symbol" w:hint="default"/>
+        <w:sz w:val="20"/>
+      </w:rPr>
+    </w:lvl>
+    <w:lvl w:ilvl="5" w:tentative="1">
+      <w:start w:val="1"/>
+      <w:numFmt w:val="bullet"/>
+      <w:lvlText w:val=""/>
+      <w:lvlJc w:val="left"/>
+      <w:pPr>
+        <w:tabs>
+          <w:tab w:val="num" w:pos="4320"/>
+        </w:tabs>
+        <w:ind w:left="4320" w:hanging="360"/>
+      </w:pPr>
+      <w:rPr>
+        <w:rFonts w:ascii="Symbol" w:hAnsi="Symbol" w:hint="default"/>
+        <w:sz w:val="20"/>
+      </w:rPr>
+    </w:lvl>
+    <w:lvl w:ilvl="6" w:tentative="1">
+      <w:start w:val="1"/>
+      <w:numFmt w:val="bullet"/>
+      <w:lvlText w:val=""/>
+      <w:lvlJc w:val="left"/>
+      <w:pPr>
+        <w:tabs>
+          <w:tab w:val="num" w:pos="5040"/>
+        </w:tabs>
+        <w:ind w:left="5040" w:hanging="360"/>
+      </w:pPr>
+      <w:rPr>
+        <w:rFonts w:ascii="Symbol" w:hAnsi="Symbol" w:hint="default"/>
+        <w:sz w:val="20"/>
+      </w:rPr>
+    </w:lvl>
+    <w:lvl w:ilvl="7" w:tentative="1">
+      <w:start w:val="1"/>
+      <w:numFmt w:val="bullet"/>
+      <w:lvlText w:val=""/>
+      <w:lvlJc w:val="left"/>
+      <w:pPr>
+        <w:tabs>
+          <w:tab w:val="num" w:pos="5760"/>
+        </w:tabs>
+        <w:ind w:left="5760" w:hanging="360"/>
+      </w:pPr>
+      <w:rPr>
+        <w:rFonts w:ascii="Symbol" w:hAnsi="Symbol" w:hint="default"/>
+        <w:sz w:val="20"/>
+      </w:rPr>
+    </w:lvl>
+    <w:lvl w:ilvl="8" w:tentative="1">
+      <w:start w:val="1"/>
+      <w:numFmt w:val="bullet"/>
+      <w:lvlText w:val=""/>
+      <w:lvlJc w:val="left"/>
+      <w:pPr>
+        <w:tabs>
+          <w:tab w:val="num" w:pos="6480"/>
+        </w:tabs>
+        <w:ind w:left="6480" w:hanging="360"/>
+      </w:pPr>
+      <w:rPr>
+        <w:rFonts w:ascii="Symbol" w:hAnsi="Symbol" w:hint="default"/>
+        <w:sz w:val="20"/>
+      </w:rPr>
+    </w:lvl>
+  </w:abstractNum>
+  <w:abstractNum w:abstractNumId="5" w15:restartNumberingAfterBreak="0">
     <w:nsid w:val="480F2D1B"/>
     <w:multiLevelType w:val="hybridMultilevel"/>
     <w:tmpl w:val="4C20E79A"/>
@@ -6413,7 +4743,7 @@
       </w:rPr>
     </w:lvl>
   </w:abstractNum>
-  <w:abstractNum w:abstractNumId="2" w15:restartNumberingAfterBreak="0">
+  <w:abstractNum w:abstractNumId="6" w15:restartNumberingAfterBreak="0">
     <w:nsid w:val="568F0108"/>
     <w:multiLevelType w:val="hybridMultilevel"/>
     <w:tmpl w:val="71CC165A"/>
@@ -6424,7 +4754,6 @@
       <w:lvlJc w:val="left"/>
       <w:pPr>
         <w:ind w:left="100" w:hanging="267"/>
-        <w:jc w:val="left"/>
       </w:pPr>
       <w:rPr>
         <w:rFonts w:ascii="Arial" w:eastAsia="Arial" w:hAnsi="Arial" w:cs="Arial" w:hint="default"/>
@@ -6527,14 +4856,178 @@
       </w:rPr>
     </w:lvl>
   </w:abstractNum>
+  <w:abstractNum w:abstractNumId="7" w15:restartNumberingAfterBreak="0">
+    <w:nsid w:val="57620C3A"/>
+    <w:multiLevelType w:val="multilevel"/>
+    <w:tmpl w:val="A19433AC"/>
+    <w:lvl w:ilvl="0">
+      <w:start w:val="1"/>
+      <w:numFmt w:val="bullet"/>
+      <w:lvlText w:val=""/>
+      <w:lvlJc w:val="left"/>
+      <w:pPr>
+        <w:tabs>
+          <w:tab w:val="num" w:pos="720"/>
+        </w:tabs>
+        <w:ind w:left="720" w:hanging="360"/>
+      </w:pPr>
+      <w:rPr>
+        <w:rFonts w:ascii="Symbol" w:hAnsi="Symbol" w:hint="default"/>
+        <w:sz w:val="20"/>
+      </w:rPr>
+    </w:lvl>
+    <w:lvl w:ilvl="1" w:tentative="1">
+      <w:start w:val="1"/>
+      <w:numFmt w:val="bullet"/>
+      <w:lvlText w:val=""/>
+      <w:lvlJc w:val="left"/>
+      <w:pPr>
+        <w:tabs>
+          <w:tab w:val="num" w:pos="1440"/>
+        </w:tabs>
+        <w:ind w:left="1440" w:hanging="360"/>
+      </w:pPr>
+      <w:rPr>
+        <w:rFonts w:ascii="Symbol" w:hAnsi="Symbol" w:hint="default"/>
+        <w:sz w:val="20"/>
+      </w:rPr>
+    </w:lvl>
+    <w:lvl w:ilvl="2" w:tentative="1">
+      <w:start w:val="1"/>
+      <w:numFmt w:val="bullet"/>
+      <w:lvlText w:val=""/>
+      <w:lvlJc w:val="left"/>
+      <w:pPr>
+        <w:tabs>
+          <w:tab w:val="num" w:pos="2160"/>
+        </w:tabs>
+        <w:ind w:left="2160" w:hanging="360"/>
+      </w:pPr>
+      <w:rPr>
+        <w:rFonts w:ascii="Symbol" w:hAnsi="Symbol" w:hint="default"/>
+        <w:sz w:val="20"/>
+      </w:rPr>
+    </w:lvl>
+    <w:lvl w:ilvl="3" w:tentative="1">
+      <w:start w:val="1"/>
+      <w:numFmt w:val="bullet"/>
+      <w:lvlText w:val=""/>
+      <w:lvlJc w:val="left"/>
+      <w:pPr>
+        <w:tabs>
+          <w:tab w:val="num" w:pos="2880"/>
+        </w:tabs>
+        <w:ind w:left="2880" w:hanging="360"/>
+      </w:pPr>
+      <w:rPr>
+        <w:rFonts w:ascii="Symbol" w:hAnsi="Symbol" w:hint="default"/>
+        <w:sz w:val="20"/>
+      </w:rPr>
+    </w:lvl>
+    <w:lvl w:ilvl="4" w:tentative="1">
+      <w:start w:val="1"/>
+      <w:numFmt w:val="bullet"/>
+      <w:lvlText w:val=""/>
+      <w:lvlJc w:val="left"/>
+      <w:pPr>
+        <w:tabs>
+          <w:tab w:val="num" w:pos="3600"/>
+        </w:tabs>
+        <w:ind w:left="3600" w:hanging="360"/>
+      </w:pPr>
+      <w:rPr>
+        <w:rFonts w:ascii="Symbol" w:hAnsi="Symbol" w:hint="default"/>
+        <w:sz w:val="20"/>
+      </w:rPr>
+    </w:lvl>
+    <w:lvl w:ilvl="5" w:tentative="1">
+      <w:start w:val="1"/>
+      <w:numFmt w:val="bullet"/>
+      <w:lvlText w:val=""/>
+      <w:lvlJc w:val="left"/>
+      <w:pPr>
+        <w:tabs>
+          <w:tab w:val="num" w:pos="4320"/>
+        </w:tabs>
+        <w:ind w:left="4320" w:hanging="360"/>
+      </w:pPr>
+      <w:rPr>
+        <w:rFonts w:ascii="Symbol" w:hAnsi="Symbol" w:hint="default"/>
+        <w:sz w:val="20"/>
+      </w:rPr>
+    </w:lvl>
+    <w:lvl w:ilvl="6" w:tentative="1">
+      <w:start w:val="1"/>
+      <w:numFmt w:val="bullet"/>
+      <w:lvlText w:val=""/>
+      <w:lvlJc w:val="left"/>
+      <w:pPr>
+        <w:tabs>
+          <w:tab w:val="num" w:pos="5040"/>
+        </w:tabs>
+        <w:ind w:left="5040" w:hanging="360"/>
+      </w:pPr>
+      <w:rPr>
+        <w:rFonts w:ascii="Symbol" w:hAnsi="Symbol" w:hint="default"/>
+        <w:sz w:val="20"/>
+      </w:rPr>
+    </w:lvl>
+    <w:lvl w:ilvl="7" w:tentative="1">
+      <w:start w:val="1"/>
+      <w:numFmt w:val="bullet"/>
+      <w:lvlText w:val=""/>
+      <w:lvlJc w:val="left"/>
+      <w:pPr>
+        <w:tabs>
+          <w:tab w:val="num" w:pos="5760"/>
+        </w:tabs>
+        <w:ind w:left="5760" w:hanging="360"/>
+      </w:pPr>
+      <w:rPr>
+        <w:rFonts w:ascii="Symbol" w:hAnsi="Symbol" w:hint="default"/>
+        <w:sz w:val="20"/>
+      </w:rPr>
+    </w:lvl>
+    <w:lvl w:ilvl="8" w:tentative="1">
+      <w:start w:val="1"/>
+      <w:numFmt w:val="bullet"/>
+      <w:lvlText w:val=""/>
+      <w:lvlJc w:val="left"/>
+      <w:pPr>
+        <w:tabs>
+          <w:tab w:val="num" w:pos="6480"/>
+        </w:tabs>
+        <w:ind w:left="6480" w:hanging="360"/>
+      </w:pPr>
+      <w:rPr>
+        <w:rFonts w:ascii="Symbol" w:hAnsi="Symbol" w:hint="default"/>
+        <w:sz w:val="20"/>
+      </w:rPr>
+    </w:lvl>
+  </w:abstractNum>
   <w:num w:numId="1" w16cid:durableId="1295214902">
+    <w:abstractNumId w:val="6"/>
+  </w:num>
+  <w:num w:numId="2" w16cid:durableId="632104293">
+    <w:abstractNumId w:val="5"/>
+  </w:num>
+  <w:num w:numId="3" w16cid:durableId="2034190184">
     <w:abstractNumId w:val="2"/>
   </w:num>
-  <w:num w:numId="2" w16cid:durableId="632104293">
+  <w:num w:numId="4" w16cid:durableId="1190339528">
+    <w:abstractNumId w:val="0"/>
+  </w:num>
+  <w:num w:numId="5" w16cid:durableId="989167103">
+    <w:abstractNumId w:val="4"/>
+  </w:num>
+  <w:num w:numId="6" w16cid:durableId="1605074563">
+    <w:abstractNumId w:val="3"/>
+  </w:num>
+  <w:num w:numId="7" w16cid:durableId="1449931488">
+    <w:abstractNumId w:val="7"/>
+  </w:num>
+  <w:num w:numId="8" w16cid:durableId="791676768">
     <w:abstractNumId w:val="1"/>
-  </w:num>
-  <w:num w:numId="3" w16cid:durableId="2034190184">
-    <w:abstractNumId w:val="0"/>
   </w:num>
 </w:numbering>
 </file>
@@ -6962,7 +5455,6 @@
   <w:style w:type="character" w:default="1" w:styleId="DefaultParagraphFont">
     <w:name w:val="Default Paragraph Font"/>
     <w:uiPriority w:val="1"/>
-    <w:semiHidden/>
     <w:unhideWhenUsed/>
   </w:style>
   <w:style w:type="table" w:default="1" w:styleId="TableNormal">
@@ -7061,6 +5553,15 @@
       <w:rFonts w:ascii="Arial" w:eastAsia="Arial" w:hAnsi="Arial" w:cs="Arial"/>
       <w:sz w:val="20"/>
       <w:szCs w:val="20"/>
+    </w:rPr>
+  </w:style>
+  <w:style w:type="paragraph" w:styleId="NoSpacing">
+    <w:name w:val="No Spacing"/>
+    <w:uiPriority w:val="1"/>
+    <w:qFormat/>
+    <w:rsid w:val="00541739"/>
+    <w:rPr>
+      <w:rFonts w:ascii="Arial" w:eastAsia="Arial" w:hAnsi="Arial" w:cs="Arial"/>
     </w:rPr>
   </w:style>
 </w:styles>
